--- a/Jayden Morillo Defend the Tenant Phase 2 Security Hardening Plan.docx
+++ b/Jayden Morillo Defend the Tenant Phase 2 Security Hardening Plan.docx
@@ -388,7 +388,7 @@
           <w:r>
             <w:fldChar w:fldCharType="separate"/>
           </w:r>
-          <w:hyperlink w:anchor="_Toc243812140" w:history="1">
+          <w:hyperlink w:anchor="_Toc244111513" w:history="1">
             <w:r>
               <w:rPr>
                 <w:rStyle w:val="Hyperlink"/>
@@ -415,7 +415,7 @@
                 <w:noProof/>
                 <w:webHidden/>
               </w:rPr>
-              <w:instrText xml:space="preserve"> PAGEREF _Toc243812140 \h </w:instrText>
+              <w:instrText xml:space="preserve"> PAGEREF _Toc244111513 \h </w:instrText>
             </w:r>
             <w:r>
               <w:rPr>
@@ -461,7 +461,7 @@
               <w14:ligatures w14:val="standardContextual"/>
             </w:rPr>
           </w:pPr>
-          <w:hyperlink w:anchor="_Toc243812141" w:history="1">
+          <w:hyperlink w:anchor="_Toc244111514" w:history="1">
             <w:r>
               <w:rPr>
                 <w:rStyle w:val="Hyperlink"/>
@@ -488,7 +488,7 @@
                 <w:noProof/>
                 <w:webHidden/>
               </w:rPr>
-              <w:instrText xml:space="preserve"> PAGEREF _Toc243812141 \h </w:instrText>
+              <w:instrText xml:space="preserve"> PAGEREF _Toc244111514 \h </w:instrText>
             </w:r>
             <w:r>
               <w:rPr>
@@ -534,7 +534,7 @@
               <w14:ligatures w14:val="standardContextual"/>
             </w:rPr>
           </w:pPr>
-          <w:hyperlink w:anchor="_Toc243812142" w:history="1">
+          <w:hyperlink w:anchor="_Toc244111515" w:history="1">
             <w:r>
               <w:rPr>
                 <w:rStyle w:val="Hyperlink"/>
@@ -561,7 +561,7 @@
                 <w:noProof/>
                 <w:webHidden/>
               </w:rPr>
-              <w:instrText xml:space="preserve"> PAGEREF _Toc243812142 \h </w:instrText>
+              <w:instrText xml:space="preserve"> PAGEREF _Toc244111515 \h </w:instrText>
             </w:r>
             <w:r>
               <w:rPr>
@@ -607,7 +607,7 @@
               <w14:ligatures w14:val="standardContextual"/>
             </w:rPr>
           </w:pPr>
-          <w:hyperlink w:anchor="_Toc243812143" w:history="1">
+          <w:hyperlink w:anchor="_Toc244111516" w:history="1">
             <w:r>
               <w:rPr>
                 <w:rStyle w:val="Hyperlink"/>
@@ -634,7 +634,7 @@
                 <w:noProof/>
                 <w:webHidden/>
               </w:rPr>
-              <w:instrText xml:space="preserve"> PAGEREF _Toc243812143 \h </w:instrText>
+              <w:instrText xml:space="preserve"> PAGEREF _Toc244111516 \h </w:instrText>
             </w:r>
             <w:r>
               <w:rPr>
@@ -680,7 +680,7 @@
               <w14:ligatures w14:val="standardContextual"/>
             </w:rPr>
           </w:pPr>
-          <w:hyperlink w:anchor="_Toc243812144" w:history="1">
+          <w:hyperlink w:anchor="_Toc244111517" w:history="1">
             <w:r>
               <w:rPr>
                 <w:rStyle w:val="Hyperlink"/>
@@ -707,7 +707,7 @@
                 <w:noProof/>
                 <w:webHidden/>
               </w:rPr>
-              <w:instrText xml:space="preserve"> PAGEREF _Toc243812144 \h </w:instrText>
+              <w:instrText xml:space="preserve"> PAGEREF _Toc244111517 \h </w:instrText>
             </w:r>
             <w:r>
               <w:rPr>
@@ -753,7 +753,7 @@
               <w14:ligatures w14:val="standardContextual"/>
             </w:rPr>
           </w:pPr>
-          <w:hyperlink w:anchor="_Toc243812145" w:history="1">
+          <w:hyperlink w:anchor="_Toc244111518" w:history="1">
             <w:r>
               <w:rPr>
                 <w:rStyle w:val="Hyperlink"/>
@@ -780,7 +780,7 @@
                 <w:noProof/>
                 <w:webHidden/>
               </w:rPr>
-              <w:instrText xml:space="preserve"> PAGEREF _Toc243812145 \h </w:instrText>
+              <w:instrText xml:space="preserve"> PAGEREF _Toc244111518 \h </w:instrText>
             </w:r>
             <w:r>
               <w:rPr>
@@ -826,7 +826,7 @@
               <w14:ligatures w14:val="standardContextual"/>
             </w:rPr>
           </w:pPr>
-          <w:hyperlink w:anchor="_Toc243812146" w:history="1">
+          <w:hyperlink w:anchor="_Toc244111519" w:history="1">
             <w:r>
               <w:rPr>
                 <w:rStyle w:val="Hyperlink"/>
@@ -853,7 +853,7 @@
                 <w:noProof/>
                 <w:webHidden/>
               </w:rPr>
-              <w:instrText xml:space="preserve"> PAGEREF _Toc243812146 \h </w:instrText>
+              <w:instrText xml:space="preserve"> PAGEREF _Toc244111519 \h </w:instrText>
             </w:r>
             <w:r>
               <w:rPr>
@@ -899,7 +899,7 @@
               <w14:ligatures w14:val="standardContextual"/>
             </w:rPr>
           </w:pPr>
-          <w:hyperlink w:anchor="_Toc243812147" w:history="1">
+          <w:hyperlink w:anchor="_Toc244111520" w:history="1">
             <w:r>
               <w:rPr>
                 <w:rStyle w:val="Hyperlink"/>
@@ -926,7 +926,7 @@
                 <w:noProof/>
                 <w:webHidden/>
               </w:rPr>
-              <w:instrText xml:space="preserve"> PAGEREF _Toc243812147 \h </w:instrText>
+              <w:instrText xml:space="preserve"> PAGEREF _Toc244111520 \h </w:instrText>
             </w:r>
             <w:r>
               <w:rPr>
@@ -972,7 +972,7 @@
               <w14:ligatures w14:val="standardContextual"/>
             </w:rPr>
           </w:pPr>
-          <w:hyperlink w:anchor="_Toc243812148" w:history="1">
+          <w:hyperlink w:anchor="_Toc244111521" w:history="1">
             <w:r>
               <w:rPr>
                 <w:rStyle w:val="Hyperlink"/>
@@ -999,7 +999,7 @@
                 <w:noProof/>
                 <w:webHidden/>
               </w:rPr>
-              <w:instrText xml:space="preserve"> PAGEREF _Toc243812148 \h </w:instrText>
+              <w:instrText xml:space="preserve"> PAGEREF _Toc244111521 \h </w:instrText>
             </w:r>
             <w:r>
               <w:rPr>
@@ -1045,7 +1045,7 @@
               <w14:ligatures w14:val="standardContextual"/>
             </w:rPr>
           </w:pPr>
-          <w:hyperlink w:anchor="_Toc243812149" w:history="1">
+          <w:hyperlink w:anchor="_Toc244111522" w:history="1">
             <w:r>
               <w:rPr>
                 <w:rStyle w:val="Hyperlink"/>
@@ -1072,7 +1072,7 @@
                 <w:noProof/>
                 <w:webHidden/>
               </w:rPr>
-              <w:instrText xml:space="preserve"> PAGEREF _Toc243812149 \h </w:instrText>
+              <w:instrText xml:space="preserve"> PAGEREF _Toc244111522 \h </w:instrText>
             </w:r>
             <w:r>
               <w:rPr>
@@ -1134,7 +1134,7 @@
       <w:pPr>
         <w:pStyle w:val="Heading1"/>
       </w:pPr>
-      <w:bookmarkStart w:id="0" w:name="_Toc243812140"/>
+      <w:bookmarkStart w:id="0" w:name="_Toc244111513"/>
       <w:r>
         <w:lastRenderedPageBreak/>
         <w:t>AI use statement</w:t>
@@ -1162,7 +1162,7 @@
         <w:pStyle w:val="Heading1"/>
         <w:pageBreakBefore/>
       </w:pPr>
-      <w:bookmarkStart w:id="1" w:name="_Toc243812141"/>
+      <w:bookmarkStart w:id="1" w:name="_Toc244111514"/>
       <w:r>
         <w:lastRenderedPageBreak/>
         <w:t>Executive recommendation</w:t>
@@ -1196,6 +1196,69 @@
         </w:rPr>
         <w:t>The five recommendations below combine prevention, detection, response, and recovery. They are intentionally designed as a small operating system for security rather than a checklist of every product feature. A control only counts as effective when its scope is understood, its behavior is tested, exceptions are owned, and evidence shows that it works.</w:t>
       </w:r>
+      <w:r>
+        <w:rPr>
+          <w:sz w:val="21"/>
+          <w:szCs w:val="21"/>
+        </w:rPr>
+        <w:t xml:space="preserve"> It is recommended to make sure that the posture aligns </w:t>
+      </w:r>
+      <w:proofErr w:type="gramStart"/>
+      <w:r>
+        <w:rPr>
+          <w:sz w:val="21"/>
+          <w:szCs w:val="21"/>
+        </w:rPr>
+        <w:t>to</w:t>
+      </w:r>
+      <w:proofErr w:type="gramEnd"/>
+      <w:r>
+        <w:rPr>
+          <w:sz w:val="21"/>
+          <w:szCs w:val="21"/>
+        </w:rPr>
+        <w:t xml:space="preserve"> the MITRE ATT&amp;CK mitigations.</w:t>
+      </w:r>
+      <w:r>
+        <w:rPr>
+          <w:sz w:val="21"/>
+          <w:szCs w:val="21"/>
+        </w:rPr>
+        <w:t xml:space="preserve"> (</w:t>
+      </w:r>
+      <w:hyperlink r:id="rId7" w:history="1">
+        <w:r>
+          <w:rPr>
+            <w:rStyle w:val="Hyperlink"/>
+            <w:sz w:val="21"/>
+            <w:szCs w:val="21"/>
+          </w:rPr>
+          <w:t>https://attack.mitre.</w:t>
+        </w:r>
+        <w:r>
+          <w:rPr>
+            <w:rStyle w:val="Hyperlink"/>
+            <w:sz w:val="21"/>
+            <w:szCs w:val="21"/>
+          </w:rPr>
+          <w:t>o</w:t>
+        </w:r>
+        <w:r>
+          <w:rPr>
+            <w:rStyle w:val="Hyperlink"/>
+            <w:sz w:val="21"/>
+            <w:szCs w:val="21"/>
+          </w:rPr>
+          <w:t>rg/mitigations/enterprise/</w:t>
+        </w:r>
+      </w:hyperlink>
+      <w:r>
+        <w:rPr>
+          <w:sz w:val="21"/>
+          <w:szCs w:val="21"/>
+        </w:rPr>
+        <w:t>)</w:t>
+      </w:r>
     </w:p>
     <w:p>
       <w:pPr>
@@ -1206,7 +1269,7 @@
       <w:pPr>
         <w:pStyle w:val="Heading1"/>
       </w:pPr>
-      <w:bookmarkStart w:id="2" w:name="_Toc243812142"/>
+      <w:bookmarkStart w:id="2" w:name="_Toc244111515"/>
       <w:r>
         <w:t>Ranked top five controls</w:t>
       </w:r>
@@ -1906,7 +1969,7 @@
         <w:spacing w:before="0" w:after="260"/>
         <w:ind w:left="140" w:right="140"/>
       </w:pPr>
-      <w:bookmarkStart w:id="3" w:name="_Toc243812143"/>
+      <w:bookmarkStart w:id="3" w:name="_Toc244111516"/>
       <w:r>
         <w:rPr>
           <w:color w:val="FFFFFF"/>
@@ -2042,7 +2105,7 @@
           <w:noProof/>
         </w:rPr>
         <w:drawing>
-          <wp:inline distT="0" distB="0" distL="0" distR="0" wp14:anchorId="500B7D7E" wp14:editId="3467C021">
+          <wp:inline distT="0" distB="0" distL="0" distR="0" wp14:anchorId="500B7D7E" wp14:editId="6635DED4">
             <wp:extent cx="6400800" cy="4375785"/>
             <wp:effectExtent l="0" t="0" r="0" b="5715"/>
             <wp:docPr id="1714664337" name="Picture 1"/>
@@ -2059,7 +2122,7 @@
                     </pic:cNvPicPr>
                   </pic:nvPicPr>
                   <pic:blipFill>
-                    <a:blip r:embed="rId7" cstate="print">
+                    <a:blip r:embed="rId8" cstate="print">
                       <a:extLst>
                         <a:ext uri="{28A0092B-C50C-407E-A947-70E740481C1C}">
                           <a14:useLocalDpi xmlns:a14="http://schemas.microsoft.com/office/drawing/2010/main" val="0"/>
@@ -2170,6 +2233,21 @@
       <w:r>
         <w:t>; ordinary accounts remain for Outlook, Word, PowerPoint, Teams, OneDrive, and SharePoint. Do not use admin accounts for routine browsing or mail. Secure admin workstations and require phishing-resistant authentication for high-privilege roles.</w:t>
       </w:r>
+      <w:r>
+        <w:t xml:space="preserve"> Also, make sure messaging safety settings are on</w:t>
+      </w:r>
+      <w:r>
+        <w:t>,</w:t>
+      </w:r>
+      <w:r>
+        <w:t xml:space="preserve"> allow numeric only passcode is off in the Teams admin center</w:t>
+      </w:r>
+      <w:r>
+        <w:t xml:space="preserve"> and score apps based on risk in Teams, and allow/block apps based on risk</w:t>
+      </w:r>
+      <w:r>
+        <w:t>. E2E encryption should also be on for calls and meetings in Teams.</w:t>
+      </w:r>
     </w:p>
     <w:p>
       <w:pPr>
@@ -2188,7 +2266,19 @@
         <w:t>Just-in-time (JIT) privilege:</w:t>
       </w:r>
       <w:r>
-        <w:t xml:space="preserve"> use Entra Privileged Identity Management (PIM) to convert routine privileged assignments to eligible, time-limited activation. Require strong authentication, justification, alerts, and approval for the most sensitive roles where the two-admin operating model can support it. Use the narrowest built-in role that enables the task; create a custom role only when built-in roles are too broad and test the exact permission set</w:t>
+        <w:t xml:space="preserve"> use Entra Privileged Identity Management (PIM) to convert routine privileged assignments to eligible, time-limited </w:t>
+      </w:r>
+      <w:r>
+        <w:t xml:space="preserve">and just enough access </w:t>
+      </w:r>
+      <w:r>
+        <w:t>activation</w:t>
+      </w:r>
+      <w:r>
+        <w:t xml:space="preserve"> for users, agents and apps</w:t>
+      </w:r>
+      <w:r>
+        <w:t>. Require strong authentication, justification, alerts, and approval for the most sensitive roles where the two-admin operating model can support it. Use the narrowest built-in role that enables the task; create a custom role only when built-in roles are too broad and test the exact permission set</w:t>
       </w:r>
       <w:r>
         <w:t xml:space="preserve"> or make use of administrative units</w:t>
@@ -2378,7 +2468,7 @@
         </w:rPr>
         <w:lastRenderedPageBreak/>
         <w:drawing>
-          <wp:inline distT="0" distB="0" distL="0" distR="0" wp14:anchorId="56893D01" wp14:editId="1517280A">
+          <wp:inline distT="0" distB="0" distL="0" distR="0" wp14:anchorId="56893D01" wp14:editId="789AD04C">
             <wp:extent cx="6400800" cy="3943350"/>
             <wp:effectExtent l="0" t="0" r="0" b="0"/>
             <wp:docPr id="904992366" name="Picture 2"/>
@@ -2395,7 +2485,7 @@
                     </pic:cNvPicPr>
                   </pic:nvPicPr>
                   <pic:blipFill>
-                    <a:blip r:embed="rId8" cstate="print">
+                    <a:blip r:embed="rId9" cstate="print">
                       <a:extLst>
                         <a:ext uri="{28A0092B-C50C-407E-A947-70E740481C1C}">
                           <a14:useLocalDpi xmlns:a14="http://schemas.microsoft.com/office/drawing/2010/main" val="0"/>
@@ -2479,7 +2569,7 @@
                     </pic:cNvPicPr>
                   </pic:nvPicPr>
                   <pic:blipFill>
-                    <a:blip r:embed="rId9">
+                    <a:blip r:embed="rId10">
                       <a:extLst>
                         <a:ext uri="{28A0092B-C50C-407E-A947-70E740481C1C}">
                           <a14:useLocalDpi xmlns:a14="http://schemas.microsoft.com/office/drawing/2010/main" val="0"/>
@@ -2657,7 +2747,19 @@
         <w:t>Password defense and lockout:</w:t>
       </w:r>
       <w:r>
-        <w:t xml:space="preserve"> enable Microsoft Entra Password Protection custom banned terms for actual company names, brands, product names, internal terms, and relevant locations; keep the list focused and test matching behavior. For the Contoso scenario, candidate terms may include “Contoso,” “San Jose,” “California,” “Des Moines,” “Iowa,” “New Port Richey,” and “Florida” if these reflect the organization’s identifiers, locations, or likely password choices. Include meaningful variants, but do not assume every geographic term must be blocked without testing and business context. Set Microsoft Entra Smart Lockout threshold to 10 or less and tune lockout duration. require arbitrary periodic password changes for cloud user</w:t>
+        <w:t xml:space="preserve"> enable Microsoft Entra Password Protection custom banned terms for actual company names, brands, product names, internal terms, and relevant locations; keep the list focused and test matching behavior. For the Contoso scenario, candidate terms may include “Contoso,” “San Jose,” “California,” “Des Moines,” “Iowa,” “New Port Richey,” and “Florida”</w:t>
+      </w:r>
+      <w:r>
+        <w:t xml:space="preserve"> </w:t>
+      </w:r>
+      <w:r>
+        <w:t xml:space="preserve">if these reflect the organization’s identifiers, locations, or likely password choices. Include meaningful variants, but do not assume every geographic term must be blocked without testing and business context. </w:t>
+      </w:r>
+      <w:r>
+        <w:t xml:space="preserve">Train users to use phrases as passwords and make sure it’s something easy to remember and something private, like “My favorite food is peas and $teak3” with 3 being the jersey number of your favorite athlete, they should make sure that easy to remember phrases shouldn’t include public information. </w:t>
+      </w:r>
+      <w:r>
+        <w:t>Set Microsoft Entra Smart Lockout threshold to 10 or less and tune lockout duration. require arbitrary periodic password changes for cloud user</w:t>
       </w:r>
       <w:r>
         <w:t>s</w:t>
@@ -2691,6 +2793,17 @@
       <w:proofErr w:type="gramEnd"/>
       <w:r>
         <w:t>.</w:t>
+      </w:r>
+      <w:r>
+        <w:t xml:space="preserve"> Also passwords must include numbers and special characters and a capital letter and also a normal letter, and passwords should be </w:t>
+      </w:r>
+      <w:proofErr w:type="spellStart"/>
+      <w:r>
+        <w:t>atleast</w:t>
+      </w:r>
+      <w:proofErr w:type="spellEnd"/>
+      <w:r>
+        <w:t xml:space="preserve"> 8 characters long, in order to keep up with quantum computing. </w:t>
       </w:r>
     </w:p>
     <w:p>
@@ -2748,7 +2861,13 @@
       </w:r>
       <w:proofErr w:type="gramStart"/>
       <w:r>
-        <w:t>it, but</w:t>
+        <w:t>it,</w:t>
+      </w:r>
+      <w:r>
+        <w:t xml:space="preserve"> </w:t>
+      </w:r>
+      <w:r>
+        <w:t>but</w:t>
       </w:r>
       <w:proofErr w:type="gramEnd"/>
       <w:r>
@@ -2838,7 +2957,6 @@
         <w:pStyle w:val="Heading2"/>
       </w:pPr>
       <w:r>
-        <w:lastRenderedPageBreak/>
         <w:t>Practical rollout for two administrators</w:t>
       </w:r>
     </w:p>
@@ -3199,7 +3317,15 @@
             </w:r>
             <w:proofErr w:type="gramEnd"/>
             <w:r>
-              <w:t xml:space="preserve"> where feasible, and measurable sign-in impact. Service </w:t>
+              <w:t xml:space="preserve"> </w:t>
+            </w:r>
+            <w:proofErr w:type="gramStart"/>
+            <w:r>
+              <w:t>where</w:t>
+            </w:r>
+            <w:proofErr w:type="gramEnd"/>
+            <w:r>
+              <w:t xml:space="preserve"> feasible, and measurable sign-in impact. Service </w:t>
             </w:r>
             <w:proofErr w:type="gramStart"/>
             <w:r>
@@ -3334,7 +3460,7 @@
         <w:spacing w:before="0" w:after="260"/>
         <w:ind w:left="140" w:right="140"/>
       </w:pPr>
-      <w:bookmarkStart w:id="4" w:name="_Toc243812144"/>
+      <w:bookmarkStart w:id="4" w:name="_Toc244111517"/>
       <w:r>
         <w:rPr>
           <w:color w:val="FFFFFF"/>
@@ -3555,7 +3681,19 @@
         <w:t>For example, c</w:t>
       </w:r>
       <w:r>
-        <w:t>onsider “Block JavaScript or VBScript from launching downloaded executable content” and “Block executable content from email client and webmail.” Start in audit mode, measure compatibility, then enforce in waves; validate signed business scripts, line-of-business apps, and kernel/driver compatibility before expanding policy scope.</w:t>
+        <w:t>onsider “Block JavaScript or VBScript from launching downloaded executable content</w:t>
+      </w:r>
+      <w:r>
+        <w:t xml:space="preserve">”, Blocking jailbroken devices, having strong lock screen authentication, requiring </w:t>
+      </w:r>
+      <w:r>
+        <w:t>encryption</w:t>
+      </w:r>
+      <w:r>
+        <w:t xml:space="preserve">, requiring TPM, firewall, LSA, code integrity </w:t>
+      </w:r>
+      <w:r>
+        <w:t>and “Block executable content from email client and webmail.” Start in audit mode, measure compatibility, then enforce in waves; validate signed business scripts, line-of-business apps, and kernel/driver compatibility before expanding policy scope.</w:t>
       </w:r>
     </w:p>
     <w:p>
@@ -3626,20 +3764,18 @@
       <w:r>
         <w:t xml:space="preserve"> do not assume all face unlock implementations are equally secure. For supported Android Enterprise enrollment types and OS versions, use Intune device restrictions to prevent weak biometrics where the platform exposes that distinction, require appropriate password/PIN complexity, and configure a reasonable </w:t>
       </w:r>
+      <w:r>
+        <w:t>strong authentication</w:t>
+      </w:r>
+      <w:r>
+        <w:t xml:space="preserve"> recheck interval. Validate the exact setting per Android version, OEM, and enrollment type; Android 12+ uses different password-complexity controls than older releases. Block face </w:t>
+      </w:r>
       <w:proofErr w:type="gramStart"/>
       <w:r>
-        <w:t>strong-authentication</w:t>
+        <w:t>unlock</w:t>
       </w:r>
       <w:proofErr w:type="gramEnd"/>
       <w:r>
-        <w:t xml:space="preserve"> recheck interval. Validate the exact setting per Android version, OEM, and enrollment type; Android 12+ uses different password-complexity controls than older releases. Block face </w:t>
-      </w:r>
-      <w:proofErr w:type="gramStart"/>
-      <w:r>
-        <w:t>unlock</w:t>
-      </w:r>
-      <w:proofErr w:type="gramEnd"/>
-      <w:r>
         <w:t xml:space="preserve"> only on device classes whose biometric assurance fails the organization’s requirements, not as an untested universal rule.</w:t>
       </w:r>
     </w:p>
@@ -3650,24 +3786,12 @@
       <w:r>
         <w:t xml:space="preserve">          </w:t>
       </w:r>
-      <w:hyperlink r:id="rId10" w:history="1">
+      <w:hyperlink r:id="rId11" w:history="1">
         <w:r>
           <w:rPr>
             <w:rStyle w:val="Hyperlink"/>
           </w:rPr>
-          <w:t>https://www.youtube.com/watch?v=9c55N</w:t>
-        </w:r>
-        <w:r>
-          <w:rPr>
-            <w:rStyle w:val="Hyperlink"/>
-          </w:rPr>
-          <w:t>6</w:t>
-        </w:r>
-        <w:r>
-          <w:rPr>
-            <w:rStyle w:val="Hyperlink"/>
-          </w:rPr>
-          <w:t>FFyrs</w:t>
+          <w:t>https://www.youtube.com/watch?v=9c55N6FFyrs</w:t>
         </w:r>
       </w:hyperlink>
     </w:p>
@@ -4223,7 +4347,7 @@
         <w:spacing w:before="0" w:after="260"/>
         <w:ind w:left="140" w:right="140"/>
       </w:pPr>
-      <w:bookmarkStart w:id="5" w:name="_Toc243812145"/>
+      <w:bookmarkStart w:id="5" w:name="_Toc244111518"/>
       <w:r>
         <w:rPr>
           <w:color w:val="FFFFFF"/>
@@ -4382,7 +4506,13 @@
         <w:spacing w:after="80" w:line="259" w:lineRule="auto"/>
       </w:pPr>
       <w:r>
-        <w:t>Train users to recognize phishing and spam and malicious email and links. Validate with Attack Simulation Training, first couple of weeks with phishing then making it progressively more difficult with spear phishing.</w:t>
+        <w:t>Train users to recognize phishing</w:t>
+      </w:r>
+      <w:r>
+        <w:t xml:space="preserve">, social engineering, </w:t>
+      </w:r>
+      <w:r>
+        <w:t>spam and malicious email and links. Validate with Attack Simulation Training, first couple of weeks with phishing then making it progressively more difficult with spear phishing.</w:t>
       </w:r>
     </w:p>
     <w:p>
@@ -4973,7 +5103,7 @@
         <w:spacing w:before="0" w:after="260"/>
         <w:ind w:left="140" w:right="140"/>
       </w:pPr>
-      <w:bookmarkStart w:id="6" w:name="_Toc243812146"/>
+      <w:bookmarkStart w:id="6" w:name="_Toc244111519"/>
       <w:r>
         <w:rPr>
           <w:color w:val="FFFFFF"/>
@@ -5079,15 +5209,7 @@
         <w:spacing w:after="110" w:line="264" w:lineRule="auto"/>
       </w:pPr>
       <w:r>
-        <w:t xml:space="preserve">Prevention will fail sometimes. A small team needs an operationally simple way to detect suspicious activity, contain compromised identities/devices, and restore a </w:t>
-      </w:r>
-      <w:proofErr w:type="gramStart"/>
-      <w:r>
-        <w:t>known</w:t>
-      </w:r>
-      <w:proofErr w:type="gramEnd"/>
-      <w:r>
-        <w:t>-good tenant after malicious or accidental changes. The goal is not to monitor every alert manually, but to prioritize high-impact signals and rehearse recovery before a crisis.</w:t>
+        <w:t>Prevention will fail sometimes. A small team needs an operationally simple way to detect suspicious activity, contain compromised identities/devices, and restore a tenant after malicious or accidental changes. The goal is not to monitor every alert manually, but to prioritize high-impact signals and rehearse recovery before a crisis.</w:t>
       </w:r>
     </w:p>
     <w:p>
@@ -5140,15 +5262,15 @@
         <w:spacing w:after="80" w:line="259" w:lineRule="auto"/>
       </w:pPr>
       <w:r>
-        <w:t xml:space="preserve">Build an external, versioned, </w:t>
+        <w:t>Build an external, versioned, snapshot of tenant configuration using supported exports/APIs; retain sign-in/</w:t>
       </w:r>
       <w:proofErr w:type="gramStart"/>
       <w:r>
-        <w:t>known</w:t>
+        <w:t>audit logs</w:t>
       </w:r>
       <w:proofErr w:type="gramEnd"/>
       <w:r>
-        <w:t>-good snapshot of tenant configuration using supported exports/APIs; retain sign-in/audit logs long enough for investigation. Document Recovery Time Objective (RTO) and Recovery Point Objective (RPO</w:t>
+        <w:t xml:space="preserve"> long enough for investigation. Document Recovery Time Objective (RTO) and Recovery Point Objective (RPO</w:t>
       </w:r>
       <w:r>
         <w:t>) and</w:t>
@@ -5280,26 +5402,16 @@
       <w:r>
         <w:t xml:space="preserve">Run incident tabletop exercises and recovery drills. Follow Microsoft’s tenant recoverability guidance to retain a </w:t>
       </w:r>
-      <w:proofErr w:type="gramStart"/>
-      <w:r>
-        <w:t>known</w:t>
-      </w:r>
-      <w:proofErr w:type="gramEnd"/>
-      <w:r>
-        <w:t>-good configuration, define recovery steps, restore objects where supported, and re-enable/revalidate Conditional Access after recovery.</w:t>
-      </w:r>
-      <w:r>
-        <w:br/>
-      </w:r>
-      <w:r>
-        <w:br/>
-      </w:r>
-    </w:p>
-    <w:p>
-      <w:pPr>
-        <w:spacing w:after="60"/>
-      </w:pPr>
-      <w:hyperlink r:id="rId11" w:history="1">
+      <w:r>
+        <w:t>best practice</w:t>
+      </w:r>
+      <w:r>
+        <w:t xml:space="preserve"> configuration, define recovery steps, restore objects where supported, and re-enable/revalidate Conditional Access after recovery.</w:t>
+      </w:r>
+      <w:r>
+        <w:t>(</w:t>
+      </w:r>
+      <w:hyperlink r:id="rId12" w:history="1">
         <w:r>
           <w:rPr>
             <w:rStyle w:val="Hyperlink"/>
@@ -5310,9 +5422,15 @@
         </w:r>
       </w:hyperlink>
       <w:r>
+        <w:t>)</w:t>
+      </w:r>
+      <w:r>
         <w:br/>
       </w:r>
-      <w:hyperlink r:id="rId12" w:history="1">
+      <w:r>
+        <w:t>(</w:t>
+      </w:r>
+      <w:hyperlink r:id="rId13" w:history="1">
         <w:r>
           <w:rPr>
             <w:rStyle w:val="Hyperlink"/>
@@ -5322,6 +5440,9 @@
           <w:t>https://learn.microsoft.com/en-us/entra/architecture/recoverability-overview</w:t>
         </w:r>
       </w:hyperlink>
+      <w:r>
+        <w:t>)</w:t>
+      </w:r>
     </w:p>
     <w:p>
       <w:pPr>
@@ -5749,7 +5870,7 @@
         <w:spacing w:before="0" w:after="260"/>
         <w:ind w:left="140" w:right="140"/>
       </w:pPr>
-      <w:bookmarkStart w:id="7" w:name="_Toc243812147"/>
+      <w:bookmarkStart w:id="7" w:name="_Toc244111520"/>
       <w:r>
         <w:rPr>
           <w:color w:val="FFFFFF"/>
@@ -6596,7 +6717,7 @@
         <w:pStyle w:val="Heading1"/>
         <w:pageBreakBefore/>
       </w:pPr>
-      <w:bookmarkStart w:id="8" w:name="_Toc243812148"/>
+      <w:bookmarkStart w:id="8" w:name="_Toc244111521"/>
       <w:r>
         <w:lastRenderedPageBreak/>
         <w:t>30-day implementation sequence</w:t>
@@ -7454,7 +7575,7 @@
         <w:pStyle w:val="Heading1"/>
         <w:pageBreakBefore/>
       </w:pPr>
-      <w:bookmarkStart w:id="9" w:name="_Toc243812149"/>
+      <w:bookmarkStart w:id="9" w:name="_Toc244111522"/>
       <w:r>
         <w:lastRenderedPageBreak/>
         <w:t>Microsoft references</w:t>
@@ -7545,14 +7666,14 @@
             <w:vAlign w:val="center"/>
           </w:tcPr>
           <w:p>
-            <w:hyperlink r:id="rId13" w:history="1">
+            <w:hyperlink r:id="rId14" w:history="1">
               <w:r>
                 <w:rPr>
                   <w:rStyle w:val="Hyperlink"/>
                   <w:sz w:val="15"/>
                   <w:szCs w:val="15"/>
                 </w:rPr>
-                <w:t>https://github.com/mi</w:t>
+                <w:t>https://github.com/m</w:t>
               </w:r>
               <w:r>
                 <w:rPr>
@@ -7560,7 +7681,7 @@
                   <w:sz w:val="15"/>
                   <w:szCs w:val="15"/>
                 </w:rPr>
-                <w:t>c</w:t>
+                <w:t>i</w:t>
               </w:r>
               <w:r>
                 <w:rPr>
@@ -7568,7 +7689,7 @@
                   <w:sz w:val="15"/>
                   <w:szCs w:val="15"/>
                 </w:rPr>
-                <w:t>rosoft/Defend-the-Tenant-Challenge/blob/main/OFFICIAL%20RULES.md</w:t>
+                <w:t>crosoft/Defend-the-Tenant-Challenge/blob/main/OFFICIAL%20RULES.md</w:t>
               </w:r>
             </w:hyperlink>
           </w:p>
@@ -7614,14 +7735,14 @@
             <w:vAlign w:val="center"/>
           </w:tcPr>
           <w:p>
-            <w:hyperlink r:id="rId14" w:history="1">
+            <w:hyperlink r:id="rId15" w:history="1">
               <w:r>
                 <w:rPr>
                   <w:rStyle w:val="Hyperlink"/>
                   <w:sz w:val="15"/>
                   <w:szCs w:val="15"/>
                 </w:rPr>
-                <w:t>https://www.microsoft.com/en-us/</w:t>
+                <w:t>https://www.micros</w:t>
               </w:r>
               <w:r>
                 <w:rPr>
@@ -7629,7 +7750,7 @@
                   <w:sz w:val="15"/>
                   <w:szCs w:val="15"/>
                 </w:rPr>
-                <w:t>m</w:t>
+                <w:t>o</w:t>
               </w:r>
               <w:r>
                 <w:rPr>
@@ -7637,7 +7758,7 @@
                   <w:sz w:val="15"/>
                   <w:szCs w:val="15"/>
                 </w:rPr>
-                <w:t>icrosoft-365/enterprise/e7</w:t>
+                <w:t>ft.com/en-us/microsoft-365/enterprise/e7</w:t>
               </w:r>
             </w:hyperlink>
           </w:p>
@@ -7718,14 +7839,14 @@
             <w:vAlign w:val="center"/>
           </w:tcPr>
           <w:p>
-            <w:hyperlink r:id="rId15" w:history="1">
+            <w:hyperlink r:id="rId16" w:history="1">
               <w:r>
                 <w:rPr>
                   <w:rStyle w:val="Hyperlink"/>
                   <w:sz w:val="15"/>
                   <w:szCs w:val="15"/>
                 </w:rPr>
-                <w:t>https://learn.microsof</w:t>
+                <w:t>https://learn.microsoft.com/en-us/entra/identity/role-based-access-control/security-emergency-a</w:t>
               </w:r>
               <w:r>
                 <w:rPr>
@@ -7733,7 +7854,7 @@
                   <w:sz w:val="15"/>
                   <w:szCs w:val="15"/>
                 </w:rPr>
-                <w:t>t</w:t>
+                <w:t>c</w:t>
               </w:r>
               <w:r>
                 <w:rPr>
@@ -7741,7 +7862,7 @@
                   <w:sz w:val="15"/>
                   <w:szCs w:val="15"/>
                 </w:rPr>
-                <w:t>.com/en-us/entra/identity/role-based-access-control/security-emergency-access</w:t>
+                <w:t>cess</w:t>
               </w:r>
             </w:hyperlink>
           </w:p>
@@ -7787,14 +7908,14 @@
             <w:vAlign w:val="center"/>
           </w:tcPr>
           <w:p>
-            <w:hyperlink r:id="rId16" w:history="1">
+            <w:hyperlink r:id="rId17" w:history="1">
               <w:r>
                 <w:rPr>
                   <w:rStyle w:val="Hyperlink"/>
                   <w:sz w:val="15"/>
                   <w:szCs w:val="15"/>
                 </w:rPr>
-                <w:t>https://learn.microsoft.com/en-us/entra/id-governance/privileged-identity-management/pim-configur</w:t>
+                <w:t>https://learn.microsoft</w:t>
               </w:r>
               <w:r>
                 <w:rPr>
@@ -7802,7 +7923,15 @@
                   <w:sz w:val="15"/>
                   <w:szCs w:val="15"/>
                 </w:rPr>
-                <w:t>e</w:t>
+                <w:t>.</w:t>
+              </w:r>
+              <w:r>
+                <w:rPr>
+                  <w:rStyle w:val="Hyperlink"/>
+                  <w:sz w:val="15"/>
+                  <w:szCs w:val="15"/>
+                </w:rPr>
+                <w:t>com/en-us/entra/id-governance/privileged-identity-management/pim-configure</w:t>
               </w:r>
             </w:hyperlink>
           </w:p>
@@ -7848,7 +7977,7 @@
             <w:vAlign w:val="center"/>
           </w:tcPr>
           <w:p>
-            <w:hyperlink r:id="rId17" w:history="1">
+            <w:hyperlink r:id="rId18" w:history="1">
               <w:r>
                 <w:rPr>
                   <w:rStyle w:val="Hyperlink"/>
@@ -7917,14 +8046,14 @@
             <w:vAlign w:val="center"/>
           </w:tcPr>
           <w:p>
-            <w:hyperlink r:id="rId18" w:history="1">
+            <w:hyperlink r:id="rId19" w:history="1">
               <w:r>
                 <w:rPr>
                   <w:rStyle w:val="Hyperlink"/>
                   <w:sz w:val="15"/>
                   <w:szCs w:val="15"/>
                 </w:rPr>
-                <w:t>https://learn</w:t>
+                <w:t>https://learn.m</w:t>
               </w:r>
               <w:r>
                 <w:rPr>
@@ -7932,7 +8061,7 @@
                   <w:sz w:val="15"/>
                   <w:szCs w:val="15"/>
                 </w:rPr>
-                <w:t>.</w:t>
+                <w:t>i</w:t>
               </w:r>
               <w:r>
                 <w:rPr>
@@ -7940,7 +8069,7 @@
                   <w:sz w:val="15"/>
                   <w:szCs w:val="15"/>
                 </w:rPr>
-                <w:t>microsoft.com/en-us/entra/identity/conditional-access/concept-authentication-flows</w:t>
+                <w:t>crosoft.com/en-us/entra/identity/conditional-access/concept-authentication-flows</w:t>
               </w:r>
             </w:hyperlink>
           </w:p>
@@ -7986,14 +8115,378 @@
             <w:vAlign w:val="center"/>
           </w:tcPr>
           <w:p>
-            <w:hyperlink r:id="rId19" w:history="1">
+            <w:hyperlink r:id="rId20" w:history="1">
               <w:r>
                 <w:rPr>
                   <w:rStyle w:val="Hyperlink"/>
                   <w:sz w:val="15"/>
                   <w:szCs w:val="15"/>
                 </w:rPr>
-                <w:t>https://learn.microsoft.</w:t>
+                <w:t>https://learn.microsoft.co</w:t>
+              </w:r>
+              <w:r>
+                <w:rPr>
+                  <w:rStyle w:val="Hyperlink"/>
+                  <w:sz w:val="15"/>
+                  <w:szCs w:val="15"/>
+                </w:rPr>
+                <w:t>m</w:t>
+              </w:r>
+              <w:r>
+                <w:rPr>
+                  <w:rStyle w:val="Hyperlink"/>
+                  <w:sz w:val="15"/>
+                  <w:szCs w:val="15"/>
+                </w:rPr>
+                <w:t>/en-us/entra/identity/conditional-access/concept-conditional-access-report-only</w:t>
+              </w:r>
+            </w:hyperlink>
+          </w:p>
+        </w:tc>
+      </w:tr>
+      <w:tr>
+        <w:trPr>
+          <w:cantSplit/>
+          <w:trHeight w:val="528"/>
+        </w:trPr>
+        <w:tc>
+          <w:tcPr>
+            <w:tcW w:w="4000" w:type="dxa"/>
+            <w:tcMar>
+              <w:top w:w="70" w:type="dxa"/>
+              <w:left w:w="100" w:type="dxa"/>
+              <w:bottom w:w="70" w:type="dxa"/>
+              <w:right w:w="100" w:type="dxa"/>
+            </w:tcMar>
+            <w:vAlign w:val="center"/>
+          </w:tcPr>
+          <w:p>
+            <w:r>
+              <w:rPr>
+                <w:b/>
+                <w:bCs/>
+                <w:color w:val="12284C"/>
+                <w:sz w:val="18"/>
+                <w:szCs w:val="18"/>
+              </w:rPr>
+              <w:t>Microsoft Zero Trust deployment for Microsoft 365</w:t>
+            </w:r>
+          </w:p>
+        </w:tc>
+        <w:tc>
+          <w:tcPr>
+            <w:tcW w:w="6080" w:type="dxa"/>
+            <w:tcMar>
+              <w:top w:w="70" w:type="dxa"/>
+              <w:left w:w="100" w:type="dxa"/>
+              <w:bottom w:w="70" w:type="dxa"/>
+              <w:right w:w="100" w:type="dxa"/>
+            </w:tcMar>
+            <w:vAlign w:val="center"/>
+          </w:tcPr>
+          <w:p>
+            <w:hyperlink r:id="rId21" w:history="1">
+              <w:r>
+                <w:rPr>
+                  <w:rStyle w:val="Hyperlink"/>
+                  <w:sz w:val="15"/>
+                  <w:szCs w:val="15"/>
+                </w:rPr>
+                <w:t>https:</w:t>
+              </w:r>
+              <w:r>
+                <w:rPr>
+                  <w:rStyle w:val="Hyperlink"/>
+                  <w:sz w:val="15"/>
+                  <w:szCs w:val="15"/>
+                </w:rPr>
+                <w:t>/</w:t>
+              </w:r>
+              <w:r>
+                <w:rPr>
+                  <w:rStyle w:val="Hyperlink"/>
+                  <w:sz w:val="15"/>
+                  <w:szCs w:val="15"/>
+                </w:rPr>
+                <w:t>/learn.microsoft.com/en-us/security/zero-trust/microsoft-365-zero-trust</w:t>
+              </w:r>
+            </w:hyperlink>
+          </w:p>
+          <w:p>
+            <w:pPr>
+              <w:rPr>
+                <w:sz w:val="15"/>
+                <w:szCs w:val="15"/>
+              </w:rPr>
+            </w:pPr>
+            <w:hyperlink r:id="rId22" w:history="1">
+              <w:r>
+                <w:rPr>
+                  <w:rStyle w:val="Hyperlink"/>
+                  <w:sz w:val="15"/>
+                  <w:szCs w:val="15"/>
+                </w:rPr>
+                <w:t>How attackers get around MFA, and what stops them | Ask a Cybersecurity Pro</w:t>
+              </w:r>
+            </w:hyperlink>
+          </w:p>
+        </w:tc>
+      </w:tr>
+      <w:tr>
+        <w:trPr>
+          <w:cantSplit/>
+        </w:trPr>
+        <w:tc>
+          <w:tcPr>
+            <w:tcW w:w="4000" w:type="dxa"/>
+            <w:tcMar>
+              <w:top w:w="70" w:type="dxa"/>
+              <w:left w:w="100" w:type="dxa"/>
+              <w:bottom w:w="70" w:type="dxa"/>
+              <w:right w:w="100" w:type="dxa"/>
+            </w:tcMar>
+            <w:vAlign w:val="center"/>
+          </w:tcPr>
+          <w:p>
+            <w:r>
+              <w:rPr>
+                <w:b/>
+                <w:bCs/>
+                <w:color w:val="12284C"/>
+                <w:sz w:val="18"/>
+                <w:szCs w:val="18"/>
+              </w:rPr>
+              <w:t>Microsoft Entra passkey profiles, synced and device-bound passkeys</w:t>
+            </w:r>
+          </w:p>
+        </w:tc>
+        <w:tc>
+          <w:tcPr>
+            <w:tcW w:w="6080" w:type="dxa"/>
+            <w:tcMar>
+              <w:top w:w="70" w:type="dxa"/>
+              <w:left w:w="100" w:type="dxa"/>
+              <w:bottom w:w="70" w:type="dxa"/>
+              <w:right w:w="100" w:type="dxa"/>
+            </w:tcMar>
+            <w:vAlign w:val="center"/>
+          </w:tcPr>
+          <w:p>
+            <w:hyperlink r:id="rId23" w:history="1">
+              <w:r>
+                <w:rPr>
+                  <w:rStyle w:val="Hyperlink"/>
+                  <w:sz w:val="15"/>
+                  <w:szCs w:val="15"/>
+                </w:rPr>
+                <w:t>https://learn.microsoft.co</w:t>
+              </w:r>
+              <w:r>
+                <w:rPr>
+                  <w:rStyle w:val="Hyperlink"/>
+                  <w:sz w:val="15"/>
+                  <w:szCs w:val="15"/>
+                </w:rPr>
+                <w:t>m</w:t>
+              </w:r>
+              <w:r>
+                <w:rPr>
+                  <w:rStyle w:val="Hyperlink"/>
+                  <w:sz w:val="15"/>
+                  <w:szCs w:val="15"/>
+                </w:rPr>
+                <w:t>/en-us/entra/identity/authentication/how-to-authentication-synced-passkeys</w:t>
+              </w:r>
+            </w:hyperlink>
+          </w:p>
+        </w:tc>
+      </w:tr>
+      <w:tr>
+        <w:trPr>
+          <w:cantSplit/>
+        </w:trPr>
+        <w:tc>
+          <w:tcPr>
+            <w:tcW w:w="4000" w:type="dxa"/>
+            <w:tcMar>
+              <w:top w:w="70" w:type="dxa"/>
+              <w:left w:w="100" w:type="dxa"/>
+              <w:bottom w:w="70" w:type="dxa"/>
+              <w:right w:w="100" w:type="dxa"/>
+            </w:tcMar>
+            <w:vAlign w:val="center"/>
+          </w:tcPr>
+          <w:p>
+            <w:r>
+              <w:rPr>
+                <w:b/>
+                <w:bCs/>
+                <w:color w:val="12284C"/>
+                <w:sz w:val="18"/>
+                <w:szCs w:val="18"/>
+              </w:rPr>
+              <w:t>Microsoft Entra custom banned password list</w:t>
+            </w:r>
+          </w:p>
+        </w:tc>
+        <w:tc>
+          <w:tcPr>
+            <w:tcW w:w="6080" w:type="dxa"/>
+            <w:tcMar>
+              <w:top w:w="70" w:type="dxa"/>
+              <w:left w:w="100" w:type="dxa"/>
+              <w:bottom w:w="70" w:type="dxa"/>
+              <w:right w:w="100" w:type="dxa"/>
+            </w:tcMar>
+            <w:vAlign w:val="center"/>
+          </w:tcPr>
+          <w:p>
+            <w:hyperlink r:id="rId24" w:history="1">
+              <w:r>
+                <w:rPr>
+                  <w:rStyle w:val="Hyperlink"/>
+                  <w:sz w:val="15"/>
+                  <w:szCs w:val="15"/>
+                </w:rPr>
+                <w:t>https://learn.micros</w:t>
+              </w:r>
+              <w:r>
+                <w:rPr>
+                  <w:rStyle w:val="Hyperlink"/>
+                  <w:sz w:val="15"/>
+                  <w:szCs w:val="15"/>
+                </w:rPr>
+                <w:t>o</w:t>
+              </w:r>
+              <w:r>
+                <w:rPr>
+                  <w:rStyle w:val="Hyperlink"/>
+                  <w:sz w:val="15"/>
+                  <w:szCs w:val="15"/>
+                </w:rPr>
+                <w:t>ft.com/en-us/entra/identity/authentication/concept-password-ban-bad</w:t>
+              </w:r>
+            </w:hyperlink>
+          </w:p>
+        </w:tc>
+      </w:tr>
+      <w:tr>
+        <w:trPr>
+          <w:cantSplit/>
+        </w:trPr>
+        <w:tc>
+          <w:tcPr>
+            <w:tcW w:w="4000" w:type="dxa"/>
+            <w:tcMar>
+              <w:top w:w="70" w:type="dxa"/>
+              <w:left w:w="100" w:type="dxa"/>
+              <w:bottom w:w="70" w:type="dxa"/>
+              <w:right w:w="100" w:type="dxa"/>
+            </w:tcMar>
+            <w:vAlign w:val="center"/>
+          </w:tcPr>
+          <w:p>
+            <w:r>
+              <w:rPr>
+                <w:b/>
+                <w:bCs/>
+                <w:color w:val="12284C"/>
+                <w:sz w:val="18"/>
+                <w:szCs w:val="18"/>
+              </w:rPr>
+              <w:t>Microsoft Entra Zero Trust identity guidance and Smart Lockout</w:t>
+            </w:r>
+          </w:p>
+        </w:tc>
+        <w:tc>
+          <w:tcPr>
+            <w:tcW w:w="6080" w:type="dxa"/>
+            <w:tcMar>
+              <w:top w:w="70" w:type="dxa"/>
+              <w:left w:w="100" w:type="dxa"/>
+              <w:bottom w:w="70" w:type="dxa"/>
+              <w:right w:w="100" w:type="dxa"/>
+            </w:tcMar>
+            <w:vAlign w:val="center"/>
+          </w:tcPr>
+          <w:p>
+            <w:hyperlink r:id="rId25" w:history="1">
+              <w:r>
+                <w:rPr>
+                  <w:rStyle w:val="Hyperlink"/>
+                  <w:sz w:val="15"/>
+                  <w:szCs w:val="15"/>
+                </w:rPr>
+                <w:t>https://learn.microsoft.c</w:t>
+              </w:r>
+              <w:r>
+                <w:rPr>
+                  <w:rStyle w:val="Hyperlink"/>
+                  <w:sz w:val="15"/>
+                  <w:szCs w:val="15"/>
+                </w:rPr>
+                <w:t>o</w:t>
+              </w:r>
+              <w:r>
+                <w:rPr>
+                  <w:rStyle w:val="Hyperlink"/>
+                  <w:sz w:val="15"/>
+                  <w:szCs w:val="15"/>
+                </w:rPr>
+                <w:t>m/en-us/entra/fundamentals/zero-trust-protect-identities</w:t>
+              </w:r>
+            </w:hyperlink>
+          </w:p>
+        </w:tc>
+      </w:tr>
+      <w:tr>
+        <w:trPr>
+          <w:cantSplit/>
+        </w:trPr>
+        <w:tc>
+          <w:tcPr>
+            <w:tcW w:w="4000" w:type="dxa"/>
+            <w:tcMar>
+              <w:top w:w="70" w:type="dxa"/>
+              <w:left w:w="100" w:type="dxa"/>
+              <w:bottom w:w="70" w:type="dxa"/>
+              <w:right w:w="100" w:type="dxa"/>
+            </w:tcMar>
+            <w:vAlign w:val="center"/>
+          </w:tcPr>
+          <w:p>
+            <w:r>
+              <w:rPr>
+                <w:b/>
+                <w:bCs/>
+                <w:color w:val="12284C"/>
+                <w:sz w:val="18"/>
+                <w:szCs w:val="18"/>
+              </w:rPr>
+              <w:t>Microsoft Entra dynamic membership groups</w:t>
+            </w:r>
+          </w:p>
+        </w:tc>
+        <w:tc>
+          <w:tcPr>
+            <w:tcW w:w="6080" w:type="dxa"/>
+            <w:tcMar>
+              <w:top w:w="70" w:type="dxa"/>
+              <w:left w:w="100" w:type="dxa"/>
+              <w:bottom w:w="70" w:type="dxa"/>
+              <w:right w:w="100" w:type="dxa"/>
+            </w:tcMar>
+            <w:vAlign w:val="center"/>
+          </w:tcPr>
+          <w:p>
+            <w:hyperlink r:id="rId26" w:history="1">
+              <w:r>
+                <w:rPr>
+                  <w:rStyle w:val="Hyperlink"/>
+                  <w:sz w:val="15"/>
+                  <w:szCs w:val="15"/>
+                </w:rPr>
+                <w:t>https://learn.mi</w:t>
               </w:r>
               <w:r>
                 <w:rPr>
@@ -8009,7 +8502,7 @@
                   <w:sz w:val="15"/>
                   <w:szCs w:val="15"/>
                 </w:rPr>
-                <w:t>om/en-us/entra/identity/conditional-access/concept-conditional-access-report-only</w:t>
+                <w:t>rosoft.com/en-us/entra/identity/users/groups-dynamic-membership</w:t>
               </w:r>
             </w:hyperlink>
           </w:p>
@@ -8039,7 +8532,7 @@
                 <w:sz w:val="18"/>
                 <w:szCs w:val="18"/>
               </w:rPr>
-              <w:t>Microsoft Zero Trust deployment for Microsoft 365</w:t>
+              <w:t>Conditional Access: authentication transfer</w:t>
             </w:r>
           </w:p>
         </w:tc>
@@ -8055,14 +8548,14 @@
             <w:vAlign w:val="center"/>
           </w:tcPr>
           <w:p>
-            <w:hyperlink r:id="rId20" w:history="1">
+            <w:hyperlink r:id="rId27" w:history="1">
               <w:r>
                 <w:rPr>
                   <w:rStyle w:val="Hyperlink"/>
                   <w:sz w:val="15"/>
                   <w:szCs w:val="15"/>
                 </w:rPr>
-                <w:t>https://lear</w:t>
+                <w:t>https://learn.microsoft.com/e</w:t>
               </w:r>
               <w:r>
                 <w:rPr>
@@ -8078,352 +8571,7 @@
                   <w:sz w:val="15"/>
                   <w:szCs w:val="15"/>
                 </w:rPr>
-                <w:t>.microsoft.com/en-us/security/zero-trust/microsoft-365-zero-trust</w:t>
-              </w:r>
-            </w:hyperlink>
-          </w:p>
-        </w:tc>
-      </w:tr>
-      <w:tr>
-        <w:trPr>
-          <w:cantSplit/>
-        </w:trPr>
-        <w:tc>
-          <w:tcPr>
-            <w:tcW w:w="4000" w:type="dxa"/>
-            <w:tcMar>
-              <w:top w:w="70" w:type="dxa"/>
-              <w:left w:w="100" w:type="dxa"/>
-              <w:bottom w:w="70" w:type="dxa"/>
-              <w:right w:w="100" w:type="dxa"/>
-            </w:tcMar>
-            <w:vAlign w:val="center"/>
-          </w:tcPr>
-          <w:p>
-            <w:r>
-              <w:rPr>
-                <w:b/>
-                <w:bCs/>
-                <w:color w:val="12284C"/>
-                <w:sz w:val="18"/>
-                <w:szCs w:val="18"/>
-              </w:rPr>
-              <w:t>Microsoft Entra passkey profiles, synced and device-bound passkeys</w:t>
-            </w:r>
-          </w:p>
-        </w:tc>
-        <w:tc>
-          <w:tcPr>
-            <w:tcW w:w="6080" w:type="dxa"/>
-            <w:tcMar>
-              <w:top w:w="70" w:type="dxa"/>
-              <w:left w:w="100" w:type="dxa"/>
-              <w:bottom w:w="70" w:type="dxa"/>
-              <w:right w:w="100" w:type="dxa"/>
-            </w:tcMar>
-            <w:vAlign w:val="center"/>
-          </w:tcPr>
-          <w:p>
-            <w:hyperlink r:id="rId21" w:history="1">
-              <w:r>
-                <w:rPr>
-                  <w:rStyle w:val="Hyperlink"/>
-                  <w:sz w:val="15"/>
-                  <w:szCs w:val="15"/>
-                </w:rPr>
-                <w:t>https://learn.microsoft.com/en-us/entra/identity/authentication/how-to-authentication-synced-pass</w:t>
-              </w:r>
-              <w:r>
-                <w:rPr>
-                  <w:rStyle w:val="Hyperlink"/>
-                  <w:sz w:val="15"/>
-                  <w:szCs w:val="15"/>
-                </w:rPr>
-                <w:t>k</w:t>
-              </w:r>
-              <w:r>
-                <w:rPr>
-                  <w:rStyle w:val="Hyperlink"/>
-                  <w:sz w:val="15"/>
-                  <w:szCs w:val="15"/>
-                </w:rPr>
-                <w:t>eys</w:t>
-              </w:r>
-            </w:hyperlink>
-          </w:p>
-        </w:tc>
-      </w:tr>
-      <w:tr>
-        <w:trPr>
-          <w:cantSplit/>
-        </w:trPr>
-        <w:tc>
-          <w:tcPr>
-            <w:tcW w:w="4000" w:type="dxa"/>
-            <w:tcMar>
-              <w:top w:w="70" w:type="dxa"/>
-              <w:left w:w="100" w:type="dxa"/>
-              <w:bottom w:w="70" w:type="dxa"/>
-              <w:right w:w="100" w:type="dxa"/>
-            </w:tcMar>
-            <w:vAlign w:val="center"/>
-          </w:tcPr>
-          <w:p>
-            <w:r>
-              <w:rPr>
-                <w:b/>
-                <w:bCs/>
-                <w:color w:val="12284C"/>
-                <w:sz w:val="18"/>
-                <w:szCs w:val="18"/>
-              </w:rPr>
-              <w:t>Microsoft Entra custom banned password list</w:t>
-            </w:r>
-          </w:p>
-        </w:tc>
-        <w:tc>
-          <w:tcPr>
-            <w:tcW w:w="6080" w:type="dxa"/>
-            <w:tcMar>
-              <w:top w:w="70" w:type="dxa"/>
-              <w:left w:w="100" w:type="dxa"/>
-              <w:bottom w:w="70" w:type="dxa"/>
-              <w:right w:w="100" w:type="dxa"/>
-            </w:tcMar>
-            <w:vAlign w:val="center"/>
-          </w:tcPr>
-          <w:p>
-            <w:hyperlink r:id="rId22" w:history="1">
-              <w:r>
-                <w:rPr>
-                  <w:rStyle w:val="Hyperlink"/>
-                  <w:sz w:val="15"/>
-                  <w:szCs w:val="15"/>
-                </w:rPr>
-                <w:t>https://lea</w:t>
-              </w:r>
-              <w:r>
-                <w:rPr>
-                  <w:rStyle w:val="Hyperlink"/>
-                  <w:sz w:val="15"/>
-                  <w:szCs w:val="15"/>
-                </w:rPr>
-                <w:t>r</w:t>
-              </w:r>
-              <w:r>
-                <w:rPr>
-                  <w:rStyle w:val="Hyperlink"/>
-                  <w:sz w:val="15"/>
-                  <w:szCs w:val="15"/>
-                </w:rPr>
-                <w:t>n.microsoft.com/en-us/entra/identity/authentication/concept-password-ban-bad</w:t>
-              </w:r>
-            </w:hyperlink>
-          </w:p>
-        </w:tc>
-      </w:tr>
-      <w:tr>
-        <w:trPr>
-          <w:cantSplit/>
-        </w:trPr>
-        <w:tc>
-          <w:tcPr>
-            <w:tcW w:w="4000" w:type="dxa"/>
-            <w:tcMar>
-              <w:top w:w="70" w:type="dxa"/>
-              <w:left w:w="100" w:type="dxa"/>
-              <w:bottom w:w="70" w:type="dxa"/>
-              <w:right w:w="100" w:type="dxa"/>
-            </w:tcMar>
-            <w:vAlign w:val="center"/>
-          </w:tcPr>
-          <w:p>
-            <w:r>
-              <w:rPr>
-                <w:b/>
-                <w:bCs/>
-                <w:color w:val="12284C"/>
-                <w:sz w:val="18"/>
-                <w:szCs w:val="18"/>
-              </w:rPr>
-              <w:t>Microsoft Entra Zero Trust identity guidance and Smart Lockout</w:t>
-            </w:r>
-          </w:p>
-        </w:tc>
-        <w:tc>
-          <w:tcPr>
-            <w:tcW w:w="6080" w:type="dxa"/>
-            <w:tcMar>
-              <w:top w:w="70" w:type="dxa"/>
-              <w:left w:w="100" w:type="dxa"/>
-              <w:bottom w:w="70" w:type="dxa"/>
-              <w:right w:w="100" w:type="dxa"/>
-            </w:tcMar>
-            <w:vAlign w:val="center"/>
-          </w:tcPr>
-          <w:p>
-            <w:hyperlink r:id="rId23" w:history="1">
-              <w:r>
-                <w:rPr>
-                  <w:rStyle w:val="Hyperlink"/>
-                  <w:sz w:val="15"/>
-                  <w:szCs w:val="15"/>
-                </w:rPr>
-                <w:t>https://learn.</w:t>
-              </w:r>
-              <w:r>
-                <w:rPr>
-                  <w:rStyle w:val="Hyperlink"/>
-                  <w:sz w:val="15"/>
-                  <w:szCs w:val="15"/>
-                </w:rPr>
-                <w:t>m</w:t>
-              </w:r>
-              <w:r>
-                <w:rPr>
-                  <w:rStyle w:val="Hyperlink"/>
-                  <w:sz w:val="15"/>
-                  <w:szCs w:val="15"/>
-                </w:rPr>
-                <w:t>icrosoft.com/en-us/entra/fundamentals/zero-trust-protect-identities</w:t>
-              </w:r>
-            </w:hyperlink>
-          </w:p>
-        </w:tc>
-      </w:tr>
-      <w:tr>
-        <w:trPr>
-          <w:cantSplit/>
-        </w:trPr>
-        <w:tc>
-          <w:tcPr>
-            <w:tcW w:w="4000" w:type="dxa"/>
-            <w:tcMar>
-              <w:top w:w="70" w:type="dxa"/>
-              <w:left w:w="100" w:type="dxa"/>
-              <w:bottom w:w="70" w:type="dxa"/>
-              <w:right w:w="100" w:type="dxa"/>
-            </w:tcMar>
-            <w:vAlign w:val="center"/>
-          </w:tcPr>
-          <w:p>
-            <w:r>
-              <w:rPr>
-                <w:b/>
-                <w:bCs/>
-                <w:color w:val="12284C"/>
-                <w:sz w:val="18"/>
-                <w:szCs w:val="18"/>
-              </w:rPr>
-              <w:t>Microsoft Entra dynamic membership groups</w:t>
-            </w:r>
-          </w:p>
-        </w:tc>
-        <w:tc>
-          <w:tcPr>
-            <w:tcW w:w="6080" w:type="dxa"/>
-            <w:tcMar>
-              <w:top w:w="70" w:type="dxa"/>
-              <w:left w:w="100" w:type="dxa"/>
-              <w:bottom w:w="70" w:type="dxa"/>
-              <w:right w:w="100" w:type="dxa"/>
-            </w:tcMar>
-            <w:vAlign w:val="center"/>
-          </w:tcPr>
-          <w:p>
-            <w:hyperlink r:id="rId24" w:history="1">
-              <w:r>
-                <w:rPr>
-                  <w:rStyle w:val="Hyperlink"/>
-                  <w:sz w:val="15"/>
-                  <w:szCs w:val="15"/>
-                </w:rPr>
-                <w:t>https://learn.microso</w:t>
-              </w:r>
-              <w:r>
-                <w:rPr>
-                  <w:rStyle w:val="Hyperlink"/>
-                  <w:sz w:val="15"/>
-                  <w:szCs w:val="15"/>
-                </w:rPr>
-                <w:t>f</w:t>
-              </w:r>
-              <w:r>
-                <w:rPr>
-                  <w:rStyle w:val="Hyperlink"/>
-                  <w:sz w:val="15"/>
-                  <w:szCs w:val="15"/>
-                </w:rPr>
-                <w:t>t.com/en-us/entra/identity/users/groups-dynamic-membership</w:t>
-              </w:r>
-            </w:hyperlink>
-          </w:p>
-        </w:tc>
-      </w:tr>
-      <w:tr>
-        <w:trPr>
-          <w:cantSplit/>
-        </w:trPr>
-        <w:tc>
-          <w:tcPr>
-            <w:tcW w:w="4000" w:type="dxa"/>
-            <w:tcMar>
-              <w:top w:w="70" w:type="dxa"/>
-              <w:left w:w="100" w:type="dxa"/>
-              <w:bottom w:w="70" w:type="dxa"/>
-              <w:right w:w="100" w:type="dxa"/>
-            </w:tcMar>
-            <w:vAlign w:val="center"/>
-          </w:tcPr>
-          <w:p>
-            <w:r>
-              <w:rPr>
-                <w:b/>
-                <w:bCs/>
-                <w:color w:val="12284C"/>
-                <w:sz w:val="18"/>
-                <w:szCs w:val="18"/>
-              </w:rPr>
-              <w:t>Conditional Access: authentication transfer</w:t>
-            </w:r>
-          </w:p>
-        </w:tc>
-        <w:tc>
-          <w:tcPr>
-            <w:tcW w:w="6080" w:type="dxa"/>
-            <w:tcMar>
-              <w:top w:w="70" w:type="dxa"/>
-              <w:left w:w="100" w:type="dxa"/>
-              <w:bottom w:w="70" w:type="dxa"/>
-              <w:right w:w="100" w:type="dxa"/>
-            </w:tcMar>
-            <w:vAlign w:val="center"/>
-          </w:tcPr>
-          <w:p>
-            <w:hyperlink r:id="rId25" w:history="1">
-              <w:r>
-                <w:rPr>
-                  <w:rStyle w:val="Hyperlink"/>
-                  <w:sz w:val="15"/>
-                  <w:szCs w:val="15"/>
-                </w:rPr>
-                <w:t>https://learn.microso</w:t>
-              </w:r>
-              <w:r>
-                <w:rPr>
-                  <w:rStyle w:val="Hyperlink"/>
-                  <w:sz w:val="15"/>
-                  <w:szCs w:val="15"/>
-                </w:rPr>
-                <w:t>f</w:t>
-              </w:r>
-              <w:r>
-                <w:rPr>
-                  <w:rStyle w:val="Hyperlink"/>
-                  <w:sz w:val="15"/>
-                  <w:szCs w:val="15"/>
-                </w:rPr>
-                <w:t>t.com/en-us/entra/identity/conditional-access/concept-authentication-transfer</w:t>
+                <w:t>-us/entra/identity/conditional-access/concept-authentication-transfer</w:t>
               </w:r>
             </w:hyperlink>
           </w:p>
@@ -8504,14 +8652,14 @@
             <w:vAlign w:val="center"/>
           </w:tcPr>
           <w:p>
-            <w:hyperlink r:id="rId26" w:history="1">
+            <w:hyperlink r:id="rId28" w:history="1">
               <w:r>
                 <w:rPr>
                   <w:rStyle w:val="Hyperlink"/>
                   <w:sz w:val="15"/>
                   <w:szCs w:val="15"/>
                 </w:rPr>
-                <w:t>https://learn.microso</w:t>
+                <w:t>https://learn.microsoft.com</w:t>
               </w:r>
               <w:r>
                 <w:rPr>
@@ -8519,7 +8667,7 @@
                   <w:sz w:val="15"/>
                   <w:szCs w:val="15"/>
                 </w:rPr>
-                <w:t>f</w:t>
+                <w:t>/</w:t>
               </w:r>
               <w:r>
                 <w:rPr>
@@ -8527,7 +8675,7 @@
                   <w:sz w:val="15"/>
                   <w:szCs w:val="15"/>
                 </w:rPr>
-                <w:t>t.com/en-us/entra/global-secure-access/</w:t>
+                <w:t>en-us/entra/global-secure-access/</w:t>
               </w:r>
             </w:hyperlink>
           </w:p>
@@ -8573,14 +8721,14 @@
             <w:vAlign w:val="center"/>
           </w:tcPr>
           <w:p>
-            <w:hyperlink r:id="rId27" w:history="1">
+            <w:hyperlink r:id="rId29" w:history="1">
               <w:r>
                 <w:rPr>
                   <w:rStyle w:val="Hyperlink"/>
                   <w:sz w:val="15"/>
                   <w:szCs w:val="15"/>
                 </w:rPr>
-                <w:t>https://learn.microsoft.com/e</w:t>
+                <w:t>https://learn.microsoft.com</w:t>
               </w:r>
               <w:r>
                 <w:rPr>
@@ -8588,7 +8736,7 @@
                   <w:sz w:val="15"/>
                   <w:szCs w:val="15"/>
                 </w:rPr>
-                <w:t>n</w:t>
+                <w:t>/</w:t>
               </w:r>
               <w:r>
                 <w:rPr>
@@ -8596,7 +8744,7 @@
                   <w:sz w:val="15"/>
                   <w:szCs w:val="15"/>
                 </w:rPr>
-                <w:t>-us/autopilot/user-driven</w:t>
+                <w:t>en-us/autopilot/user-driven</w:t>
               </w:r>
             </w:hyperlink>
           </w:p>
@@ -8642,7 +8790,7 @@
             <w:vAlign w:val="center"/>
           </w:tcPr>
           <w:p>
-            <w:hyperlink r:id="rId28" w:history="1">
+            <w:hyperlink r:id="rId30" w:history="1">
               <w:r>
                 <w:rPr>
                   <w:rStyle w:val="Hyperlink"/>
@@ -8711,7 +8859,7 @@
             <w:vAlign w:val="center"/>
           </w:tcPr>
           <w:p>
-            <w:hyperlink r:id="rId29" w:history="1">
+            <w:hyperlink r:id="rId31" w:history="1">
               <w:r>
                 <w:rPr>
                   <w:rStyle w:val="Hyperlink"/>
@@ -8780,14 +8928,14 @@
             <w:vAlign w:val="center"/>
           </w:tcPr>
           <w:p>
-            <w:hyperlink r:id="rId30" w:history="1">
+            <w:hyperlink r:id="rId32" w:history="1">
               <w:r>
                 <w:rPr>
                   <w:rStyle w:val="Hyperlink"/>
                   <w:sz w:val="15"/>
                   <w:szCs w:val="15"/>
                 </w:rPr>
-                <w:t>https://le</w:t>
+                <w:t>https://learn.micr</w:t>
               </w:r>
               <w:r>
                 <w:rPr>
@@ -8795,7 +8943,7 @@
                   <w:sz w:val="15"/>
                   <w:szCs w:val="15"/>
                 </w:rPr>
-                <w:t>a</w:t>
+                <w:t>o</w:t>
               </w:r>
               <w:r>
                 <w:rPr>
@@ -8803,7 +8951,7 @@
                   <w:sz w:val="15"/>
                   <w:szCs w:val="15"/>
                 </w:rPr>
-                <w:t>rn.microsoft.com/en-us/intune/app-management/deployment/assign-groups</w:t>
+                <w:t>soft.com/en-us/intune/app-management/deployment/assign-groups</w:t>
               </w:r>
             </w:hyperlink>
           </w:p>
@@ -8849,14 +8997,14 @@
             <w:vAlign w:val="center"/>
           </w:tcPr>
           <w:p>
-            <w:hyperlink r:id="rId31" w:history="1">
+            <w:hyperlink r:id="rId33" w:history="1">
               <w:r>
                 <w:rPr>
                   <w:rStyle w:val="Hyperlink"/>
                   <w:sz w:val="15"/>
                   <w:szCs w:val="15"/>
                 </w:rPr>
-                <w:t>https://learn.mi</w:t>
+                <w:t>https://learn.microso</w:t>
               </w:r>
               <w:r>
                 <w:rPr>
@@ -8864,7 +9012,7 @@
                   <w:sz w:val="15"/>
                   <w:szCs w:val="15"/>
                 </w:rPr>
-                <w:t>c</w:t>
+                <w:t>f</w:t>
               </w:r>
               <w:r>
                 <w:rPr>
@@ -8872,7 +9020,7 @@
                   <w:sz w:val="15"/>
                   <w:szCs w:val="15"/>
                 </w:rPr>
-                <w:t>rosoft.com/en-us/windows/security/application-security/application-control/app-control-for-business/feature-availability</w:t>
+                <w:t>t.com/en-us/windows/security/application-security/application-control/app-control-for-business/feature-availability</w:t>
               </w:r>
             </w:hyperlink>
           </w:p>
@@ -8918,7 +9066,77 @@
             <w:vAlign w:val="center"/>
           </w:tcPr>
           <w:p>
-            <w:hyperlink r:id="rId32" w:history="1">
+            <w:hyperlink r:id="rId34" w:history="1">
+              <w:r>
+                <w:rPr>
+                  <w:rStyle w:val="Hyperlink"/>
+                  <w:sz w:val="15"/>
+                  <w:szCs w:val="15"/>
+                </w:rPr>
+                <w:t>https://learn.m</w:t>
+              </w:r>
+              <w:r>
+                <w:rPr>
+                  <w:rStyle w:val="Hyperlink"/>
+                  <w:sz w:val="15"/>
+                  <w:szCs w:val="15"/>
+                </w:rPr>
+                <w:t>i</w:t>
+              </w:r>
+              <w:r>
+                <w:rPr>
+                  <w:rStyle w:val="Hyperlink"/>
+                  <w:sz w:val="15"/>
+                  <w:szCs w:val="15"/>
+                </w:rPr>
+                <w:t>crosoft.com/en-us/defender-endpoint/attack-surface-reduction</w:t>
+              </w:r>
+            </w:hyperlink>
+          </w:p>
+        </w:tc>
+      </w:tr>
+      <w:tr>
+        <w:trPr>
+          <w:cantSplit/>
+        </w:trPr>
+        <w:tc>
+          <w:tcPr>
+            <w:tcW w:w="4000" w:type="dxa"/>
+            <w:tcMar>
+              <w:top w:w="70" w:type="dxa"/>
+              <w:left w:w="100" w:type="dxa"/>
+              <w:bottom w:w="70" w:type="dxa"/>
+              <w:right w:w="100" w:type="dxa"/>
+            </w:tcMar>
+            <w:vAlign w:val="center"/>
+          </w:tcPr>
+          <w:p>
+            <w:r>
+              <w:rPr>
+                <w:b/>
+                <w:bCs/>
+                <w:color w:val="12284C"/>
+                <w:sz w:val="18"/>
+                <w:szCs w:val="18"/>
+              </w:rPr>
+              <w:lastRenderedPageBreak/>
+              <w:t>Intune and Defender for Endpoint device-risk compliance integration</w:t>
+            </w:r>
+          </w:p>
+        </w:tc>
+        <w:tc>
+          <w:tcPr>
+            <w:tcW w:w="6080" w:type="dxa"/>
+            <w:tcMar>
+              <w:top w:w="70" w:type="dxa"/>
+              <w:left w:w="100" w:type="dxa"/>
+              <w:bottom w:w="70" w:type="dxa"/>
+              <w:right w:w="100" w:type="dxa"/>
+            </w:tcMar>
+            <w:vAlign w:val="center"/>
+          </w:tcPr>
+          <w:p>
+            <w:hyperlink r:id="rId35" w:history="1">
               <w:r>
                 <w:rPr>
                   <w:rStyle w:val="Hyperlink"/>
@@ -8941,61 +9159,7 @@
                   <w:sz w:val="15"/>
                   <w:szCs w:val="15"/>
                 </w:rPr>
-                <w:t>en-us/defender-endpoint/attack-surface-reduction</w:t>
-              </w:r>
-            </w:hyperlink>
-          </w:p>
-        </w:tc>
-      </w:tr>
-      <w:tr>
-        <w:trPr>
-          <w:cantSplit/>
-        </w:trPr>
-        <w:tc>
-          <w:tcPr>
-            <w:tcW w:w="4000" w:type="dxa"/>
-            <w:tcMar>
-              <w:top w:w="70" w:type="dxa"/>
-              <w:left w:w="100" w:type="dxa"/>
-              <w:bottom w:w="70" w:type="dxa"/>
-              <w:right w:w="100" w:type="dxa"/>
-            </w:tcMar>
-            <w:vAlign w:val="center"/>
-          </w:tcPr>
-          <w:p>
-            <w:r>
-              <w:rPr>
-                <w:b/>
-                <w:bCs/>
-                <w:color w:val="12284C"/>
-                <w:sz w:val="18"/>
-                <w:szCs w:val="18"/>
-              </w:rPr>
-              <w:lastRenderedPageBreak/>
-              <w:t>Intune and Defender for Endpoint device-risk compliance integration</w:t>
-            </w:r>
-          </w:p>
-        </w:tc>
-        <w:tc>
-          <w:tcPr>
-            <w:tcW w:w="6080" w:type="dxa"/>
-            <w:tcMar>
-              <w:top w:w="70" w:type="dxa"/>
-              <w:left w:w="100" w:type="dxa"/>
-              <w:bottom w:w="70" w:type="dxa"/>
-              <w:right w:w="100" w:type="dxa"/>
-            </w:tcMar>
-            <w:vAlign w:val="center"/>
-          </w:tcPr>
-          <w:p>
-            <w:hyperlink r:id="rId33" w:history="1">
-              <w:r>
-                <w:rPr>
-                  <w:rStyle w:val="Hyperlink"/>
-                  <w:sz w:val="15"/>
-                  <w:szCs w:val="15"/>
-                </w:rPr>
-                <w:t>https://learn.microsoft.com/en-us/intune/device-security/microsoft-defender/configure-integration</w:t>
+                <w:t>en-us/intune/device-security/microsoft-defender/configure-integration</w:t>
               </w:r>
             </w:hyperlink>
           </w:p>
@@ -9076,112 +9240,6 @@
             <w:vAlign w:val="center"/>
           </w:tcPr>
           <w:p>
-            <w:hyperlink r:id="rId34" w:history="1">
-              <w:r>
-                <w:rPr>
-                  <w:rStyle w:val="Hyperlink"/>
-                  <w:sz w:val="15"/>
-                  <w:szCs w:val="15"/>
-                </w:rPr>
-                <w:t>https://learn.microsoft.com/en-us/defender-cloud-apps/risk-score</w:t>
-              </w:r>
-            </w:hyperlink>
-          </w:p>
-        </w:tc>
-      </w:tr>
-      <w:tr>
-        <w:trPr>
-          <w:cantSplit/>
-        </w:trPr>
-        <w:tc>
-          <w:tcPr>
-            <w:tcW w:w="4000" w:type="dxa"/>
-            <w:tcMar>
-              <w:top w:w="70" w:type="dxa"/>
-              <w:left w:w="100" w:type="dxa"/>
-              <w:bottom w:w="70" w:type="dxa"/>
-              <w:right w:w="100" w:type="dxa"/>
-            </w:tcMar>
-            <w:vAlign w:val="center"/>
-          </w:tcPr>
-          <w:p>
-            <w:r>
-              <w:rPr>
-                <w:b/>
-                <w:bCs/>
-                <w:color w:val="12284C"/>
-                <w:sz w:val="18"/>
-                <w:szCs w:val="18"/>
-              </w:rPr>
-              <w:t>Defender for Cloud Apps cloud discovery policies</w:t>
-            </w:r>
-          </w:p>
-        </w:tc>
-        <w:tc>
-          <w:tcPr>
-            <w:tcW w:w="6080" w:type="dxa"/>
-            <w:tcMar>
-              <w:top w:w="70" w:type="dxa"/>
-              <w:left w:w="100" w:type="dxa"/>
-              <w:bottom w:w="70" w:type="dxa"/>
-              <w:right w:w="100" w:type="dxa"/>
-            </w:tcMar>
-            <w:vAlign w:val="center"/>
-          </w:tcPr>
-          <w:p>
-            <w:hyperlink r:id="rId35" w:history="1">
-              <w:r>
-                <w:rPr>
-                  <w:rStyle w:val="Hyperlink"/>
-                  <w:sz w:val="15"/>
-                  <w:szCs w:val="15"/>
-                </w:rPr>
-                <w:t>https://learn.microsoft.com/en-us/defender-cloud-apps/policies-cloud-discovery</w:t>
-              </w:r>
-            </w:hyperlink>
-          </w:p>
-        </w:tc>
-      </w:tr>
-      <w:tr>
-        <w:trPr>
-          <w:cantSplit/>
-        </w:trPr>
-        <w:tc>
-          <w:tcPr>
-            <w:tcW w:w="4000" w:type="dxa"/>
-            <w:tcMar>
-              <w:top w:w="70" w:type="dxa"/>
-              <w:left w:w="100" w:type="dxa"/>
-              <w:bottom w:w="70" w:type="dxa"/>
-              <w:right w:w="100" w:type="dxa"/>
-            </w:tcMar>
-            <w:vAlign w:val="center"/>
-          </w:tcPr>
-          <w:p>
-            <w:r>
-              <w:rPr>
-                <w:b/>
-                <w:bCs/>
-                <w:color w:val="12284C"/>
-                <w:sz w:val="18"/>
-                <w:szCs w:val="18"/>
-              </w:rPr>
-              <w:t>Defender for Cloud Apps and Defender for Endpoint: investigating apps</w:t>
-            </w:r>
-          </w:p>
-        </w:tc>
-        <w:tc>
-          <w:tcPr>
-            <w:tcW w:w="6080" w:type="dxa"/>
-            <w:tcMar>
-              <w:top w:w="70" w:type="dxa"/>
-              <w:left w:w="100" w:type="dxa"/>
-              <w:bottom w:w="70" w:type="dxa"/>
-              <w:right w:w="100" w:type="dxa"/>
-            </w:tcMar>
-            <w:vAlign w:val="center"/>
-          </w:tcPr>
-          <w:p>
             <w:hyperlink r:id="rId36" w:history="1">
               <w:r>
                 <w:rPr>
@@ -9189,7 +9247,23 @@
                   <w:sz w:val="15"/>
                   <w:szCs w:val="15"/>
                 </w:rPr>
-                <w:t>https://learn.microsoft.com/en-us/defender-cloud-apps/mde-investigation</w:t>
+                <w:t>https://learn.microsof</w:t>
+              </w:r>
+              <w:r>
+                <w:rPr>
+                  <w:rStyle w:val="Hyperlink"/>
+                  <w:sz w:val="15"/>
+                  <w:szCs w:val="15"/>
+                </w:rPr>
+                <w:t>t</w:t>
+              </w:r>
+              <w:r>
+                <w:rPr>
+                  <w:rStyle w:val="Hyperlink"/>
+                  <w:sz w:val="15"/>
+                  <w:szCs w:val="15"/>
+                </w:rPr>
+                <w:t>.com/en-us/defender-cloud-apps/risk-score</w:t>
               </w:r>
             </w:hyperlink>
           </w:p>
@@ -9219,7 +9293,7 @@
                 <w:sz w:val="18"/>
                 <w:szCs w:val="18"/>
               </w:rPr>
-              <w:t>Exchange Online mail flow and SPF/DKIM/DMARC best practices</w:t>
+              <w:t>Defender for Cloud Apps cloud discovery policies</w:t>
             </w:r>
           </w:p>
         </w:tc>
@@ -9242,7 +9316,23 @@
                   <w:sz w:val="15"/>
                   <w:szCs w:val="15"/>
                 </w:rPr>
-                <w:t>https://learn.microsoft.com/en-us/exchange/mail-flow-best-practices/mail-flow-best-practices</w:t>
+                <w:t>https://learn.micros</w:t>
+              </w:r>
+              <w:r>
+                <w:rPr>
+                  <w:rStyle w:val="Hyperlink"/>
+                  <w:sz w:val="15"/>
+                  <w:szCs w:val="15"/>
+                </w:rPr>
+                <w:t>o</w:t>
+              </w:r>
+              <w:r>
+                <w:rPr>
+                  <w:rStyle w:val="Hyperlink"/>
+                  <w:sz w:val="15"/>
+                  <w:szCs w:val="15"/>
+                </w:rPr>
+                <w:t>ft.com/en-us/defender-cloud-apps/policies-cloud-discovery</w:t>
               </w:r>
             </w:hyperlink>
           </w:p>
@@ -9272,7 +9362,7 @@
                 <w:sz w:val="18"/>
                 <w:szCs w:val="18"/>
               </w:rPr>
-              <w:t>Safe Attachments and Dynamic Delivery</w:t>
+              <w:t>Defender for Cloud Apps and Defender for Endpoint: investigating apps</w:t>
             </w:r>
           </w:p>
         </w:tc>
@@ -9295,7 +9385,161 @@
                   <w:sz w:val="15"/>
                   <w:szCs w:val="15"/>
                 </w:rPr>
-                <w:t>https://learn.microsoft.com/en-us/defender-office-365/safe-attachments-about</w:t>
+                <w:t>https://le</w:t>
+              </w:r>
+              <w:r>
+                <w:rPr>
+                  <w:rStyle w:val="Hyperlink"/>
+                  <w:sz w:val="15"/>
+                  <w:szCs w:val="15"/>
+                </w:rPr>
+                <w:t>a</w:t>
+              </w:r>
+              <w:r>
+                <w:rPr>
+                  <w:rStyle w:val="Hyperlink"/>
+                  <w:sz w:val="15"/>
+                  <w:szCs w:val="15"/>
+                </w:rPr>
+                <w:t>rn.microsoft.com/en-us/defender-cloud-apps/mde-investigation</w:t>
+              </w:r>
+            </w:hyperlink>
+          </w:p>
+        </w:tc>
+      </w:tr>
+      <w:tr>
+        <w:trPr>
+          <w:cantSplit/>
+        </w:trPr>
+        <w:tc>
+          <w:tcPr>
+            <w:tcW w:w="4000" w:type="dxa"/>
+            <w:tcMar>
+              <w:top w:w="70" w:type="dxa"/>
+              <w:left w:w="100" w:type="dxa"/>
+              <w:bottom w:w="70" w:type="dxa"/>
+              <w:right w:w="100" w:type="dxa"/>
+            </w:tcMar>
+            <w:vAlign w:val="center"/>
+          </w:tcPr>
+          <w:p>
+            <w:r>
+              <w:rPr>
+                <w:b/>
+                <w:bCs/>
+                <w:color w:val="12284C"/>
+                <w:sz w:val="18"/>
+                <w:szCs w:val="18"/>
+              </w:rPr>
+              <w:t>Exchange Online mail flow and SPF/DKIM/DMARC best practices</w:t>
+            </w:r>
+          </w:p>
+        </w:tc>
+        <w:tc>
+          <w:tcPr>
+            <w:tcW w:w="6080" w:type="dxa"/>
+            <w:tcMar>
+              <w:top w:w="70" w:type="dxa"/>
+              <w:left w:w="100" w:type="dxa"/>
+              <w:bottom w:w="70" w:type="dxa"/>
+              <w:right w:w="100" w:type="dxa"/>
+            </w:tcMar>
+            <w:vAlign w:val="center"/>
+          </w:tcPr>
+          <w:p>
+            <w:hyperlink r:id="rId39" w:history="1">
+              <w:r>
+                <w:rPr>
+                  <w:rStyle w:val="Hyperlink"/>
+                  <w:sz w:val="15"/>
+                  <w:szCs w:val="15"/>
+                </w:rPr>
+                <w:t>https://learn.mic</w:t>
+              </w:r>
+              <w:r>
+                <w:rPr>
+                  <w:rStyle w:val="Hyperlink"/>
+                  <w:sz w:val="15"/>
+                  <w:szCs w:val="15"/>
+                </w:rPr>
+                <w:t>r</w:t>
+              </w:r>
+              <w:r>
+                <w:rPr>
+                  <w:rStyle w:val="Hyperlink"/>
+                  <w:sz w:val="15"/>
+                  <w:szCs w:val="15"/>
+                </w:rPr>
+                <w:t>osoft.com/en-us/exchange/mail-flow-best-practices/mail-flow-best-practices</w:t>
+              </w:r>
+            </w:hyperlink>
+          </w:p>
+        </w:tc>
+      </w:tr>
+      <w:tr>
+        <w:trPr>
+          <w:cantSplit/>
+        </w:trPr>
+        <w:tc>
+          <w:tcPr>
+            <w:tcW w:w="4000" w:type="dxa"/>
+            <w:tcMar>
+              <w:top w:w="70" w:type="dxa"/>
+              <w:left w:w="100" w:type="dxa"/>
+              <w:bottom w:w="70" w:type="dxa"/>
+              <w:right w:w="100" w:type="dxa"/>
+            </w:tcMar>
+            <w:vAlign w:val="center"/>
+          </w:tcPr>
+          <w:p>
+            <w:r>
+              <w:rPr>
+                <w:b/>
+                <w:bCs/>
+                <w:color w:val="12284C"/>
+                <w:sz w:val="18"/>
+                <w:szCs w:val="18"/>
+              </w:rPr>
+              <w:t>Safe Attachments and Dynamic Delivery</w:t>
+            </w:r>
+          </w:p>
+        </w:tc>
+        <w:tc>
+          <w:tcPr>
+            <w:tcW w:w="6080" w:type="dxa"/>
+            <w:tcMar>
+              <w:top w:w="70" w:type="dxa"/>
+              <w:left w:w="100" w:type="dxa"/>
+              <w:bottom w:w="70" w:type="dxa"/>
+              <w:right w:w="100" w:type="dxa"/>
+            </w:tcMar>
+            <w:vAlign w:val="center"/>
+          </w:tcPr>
+          <w:p>
+            <w:hyperlink r:id="rId40" w:history="1">
+              <w:r>
+                <w:rPr>
+                  <w:rStyle w:val="Hyperlink"/>
+                  <w:sz w:val="15"/>
+                  <w:szCs w:val="15"/>
+                </w:rPr>
+                <w:t>https://learn.microsof</w:t>
+              </w:r>
+              <w:r>
+                <w:rPr>
+                  <w:rStyle w:val="Hyperlink"/>
+                  <w:sz w:val="15"/>
+                  <w:szCs w:val="15"/>
+                </w:rPr>
+                <w:t>t</w:t>
+              </w:r>
+              <w:r>
+                <w:rPr>
+                  <w:rStyle w:val="Hyperlink"/>
+                  <w:sz w:val="15"/>
+                  <w:szCs w:val="15"/>
+                </w:rPr>
+                <w:t>.com/en-us/defender-office-365/safe-attachments-about</w:t>
               </w:r>
             </w:hyperlink>
           </w:p>
@@ -9376,124 +9620,6 @@
             <w:vAlign w:val="center"/>
           </w:tcPr>
           <w:p>
-            <w:hyperlink r:id="rId39" w:history="1">
-              <w:r>
-                <w:rPr>
-                  <w:rStyle w:val="Hyperlink"/>
-                  <w:sz w:val="15"/>
-                  <w:szCs w:val="15"/>
-                </w:rPr>
-                <w:t>https://learn.microsoft.com/en-us/entra/architecture/recoverability-tenant</w:t>
-              </w:r>
-            </w:hyperlink>
-          </w:p>
-        </w:tc>
-      </w:tr>
-      <w:tr>
-        <w:trPr>
-          <w:cantSplit/>
-        </w:trPr>
-        <w:tc>
-          <w:tcPr>
-            <w:tcW w:w="4000" w:type="dxa"/>
-            <w:tcMar>
-              <w:top w:w="70" w:type="dxa"/>
-              <w:left w:w="100" w:type="dxa"/>
-              <w:bottom w:w="70" w:type="dxa"/>
-              <w:right w:w="100" w:type="dxa"/>
-            </w:tcMar>
-            <w:vAlign w:val="center"/>
-          </w:tcPr>
-          <w:p>
-            <w:r>
-              <w:rPr>
-                <w:b/>
-                <w:bCs/>
-                <w:color w:val="12284C"/>
-                <w:sz w:val="18"/>
-                <w:szCs w:val="18"/>
-              </w:rPr>
-              <w:t>Microsoft Q&amp;A: recovering access after all admins are deleted (scenario reference)</w:t>
-            </w:r>
-          </w:p>
-        </w:tc>
-        <w:tc>
-          <w:tcPr>
-            <w:tcW w:w="6080" w:type="dxa"/>
-            <w:tcMar>
-              <w:top w:w="70" w:type="dxa"/>
-              <w:left w:w="100" w:type="dxa"/>
-              <w:bottom w:w="70" w:type="dxa"/>
-              <w:right w:w="100" w:type="dxa"/>
-            </w:tcMar>
-            <w:vAlign w:val="center"/>
-          </w:tcPr>
-          <w:p>
-            <w:hyperlink r:id="rId40" w:history="1">
-              <w:r>
-                <w:rPr>
-                  <w:rStyle w:val="Hyperlink"/>
-                  <w:sz w:val="15"/>
-                  <w:szCs w:val="15"/>
-                </w:rPr>
-                <w:t>https://learn.microsoft.com/en-us/answers/questions/5556277/how-to-regain-access-to-a-microsoft-365-tenant-aft</w:t>
-              </w:r>
-            </w:hyperlink>
-          </w:p>
-        </w:tc>
-      </w:tr>
-      <w:tr>
-        <w:trPr>
-          <w:cantSplit/>
-        </w:trPr>
-        <w:tc>
-          <w:tcPr>
-            <w:tcW w:w="4000" w:type="dxa"/>
-            <w:tcMar>
-              <w:top w:w="70" w:type="dxa"/>
-              <w:left w:w="100" w:type="dxa"/>
-              <w:bottom w:w="70" w:type="dxa"/>
-              <w:right w:w="100" w:type="dxa"/>
-            </w:tcMar>
-            <w:vAlign w:val="center"/>
-          </w:tcPr>
-          <w:p>
-            <w:proofErr w:type="spellStart"/>
-            <w:r>
-              <w:rPr>
-                <w:b/>
-                <w:bCs/>
-                <w:color w:val="12284C"/>
-                <w:sz w:val="18"/>
-                <w:szCs w:val="18"/>
-              </w:rPr>
-              <w:t>BloodHound</w:t>
-            </w:r>
-            <w:proofErr w:type="spellEnd"/>
-            <w:r>
-              <w:rPr>
-                <w:b/>
-                <w:bCs/>
-                <w:color w:val="12284C"/>
-                <w:sz w:val="18"/>
-                <w:szCs w:val="18"/>
-              </w:rPr>
-              <w:t xml:space="preserve"> Community Edition documentation</w:t>
-            </w:r>
-          </w:p>
-        </w:tc>
-        <w:tc>
-          <w:tcPr>
-            <w:tcW w:w="6080" w:type="dxa"/>
-            <w:tcMar>
-              <w:top w:w="70" w:type="dxa"/>
-              <w:left w:w="100" w:type="dxa"/>
-              <w:bottom w:w="70" w:type="dxa"/>
-              <w:right w:w="100" w:type="dxa"/>
-            </w:tcMar>
-            <w:vAlign w:val="center"/>
-          </w:tcPr>
-          <w:p>
             <w:hyperlink r:id="rId41" w:history="1">
               <w:r>
                 <w:rPr>
@@ -9501,7 +9627,23 @@
                   <w:sz w:val="15"/>
                   <w:szCs w:val="15"/>
                 </w:rPr>
-                <w:t>https://bloodhound.specterops.io/</w:t>
+                <w:t>https://learn.mic</w:t>
+              </w:r>
+              <w:r>
+                <w:rPr>
+                  <w:rStyle w:val="Hyperlink"/>
+                  <w:sz w:val="15"/>
+                  <w:szCs w:val="15"/>
+                </w:rPr>
+                <w:t>r</w:t>
+              </w:r>
+              <w:r>
+                <w:rPr>
+                  <w:rStyle w:val="Hyperlink"/>
+                  <w:sz w:val="15"/>
+                  <w:szCs w:val="15"/>
+                </w:rPr>
+                <w:t>osoft.com/en-us/entra/architecture/recoverability-tenant</w:t>
               </w:r>
             </w:hyperlink>
           </w:p>
@@ -9523,7 +9665,6 @@
             <w:vAlign w:val="center"/>
           </w:tcPr>
           <w:p>
-            <w:proofErr w:type="spellStart"/>
             <w:r>
               <w:rPr>
                 <w:b/>
@@ -9532,40 +9673,7 @@
                 <w:sz w:val="18"/>
                 <w:szCs w:val="18"/>
               </w:rPr>
-              <w:t>AzureHound</w:t>
-            </w:r>
-            <w:proofErr w:type="spellEnd"/>
-            <w:r>
-              <w:rPr>
-                <w:b/>
-                <w:bCs/>
-                <w:color w:val="12284C"/>
-                <w:sz w:val="18"/>
-                <w:szCs w:val="18"/>
-              </w:rPr>
-              <w:t xml:space="preserve"> official collector repository (</w:t>
-            </w:r>
-            <w:proofErr w:type="spellStart"/>
-            <w:r>
-              <w:rPr>
-                <w:b/>
-                <w:bCs/>
-                <w:color w:val="12284C"/>
-                <w:sz w:val="18"/>
-                <w:szCs w:val="18"/>
-              </w:rPr>
-              <w:t>SpecterOps</w:t>
-            </w:r>
-            <w:proofErr w:type="spellEnd"/>
-            <w:r>
-              <w:rPr>
-                <w:b/>
-                <w:bCs/>
-                <w:color w:val="12284C"/>
-                <w:sz w:val="18"/>
-                <w:szCs w:val="18"/>
-              </w:rPr>
-              <w:t>)</w:t>
+              <w:t>Microsoft Q&amp;A: recovering access after all admins are deleted (scenario reference)</w:t>
             </w:r>
           </w:p>
         </w:tc>
@@ -9588,7 +9696,39 @@
                   <w:sz w:val="15"/>
                   <w:szCs w:val="15"/>
                 </w:rPr>
-                <w:t>https://github.com/SpecterOps/AzureHound</w:t>
+                <w:t>https://learn.microsof</w:t>
+              </w:r>
+              <w:r>
+                <w:rPr>
+                  <w:rStyle w:val="Hyperlink"/>
+                  <w:sz w:val="15"/>
+                  <w:szCs w:val="15"/>
+                </w:rPr>
+                <w:t>t</w:t>
+              </w:r>
+              <w:r>
+                <w:rPr>
+                  <w:rStyle w:val="Hyperlink"/>
+                  <w:sz w:val="15"/>
+                  <w:szCs w:val="15"/>
+                </w:rPr>
+                <w:t>.com/en-us/answers/questions/5556277/how-to-regain-access-to-a-microsoft-365</w:t>
+              </w:r>
+              <w:r>
+                <w:rPr>
+                  <w:rStyle w:val="Hyperlink"/>
+                  <w:sz w:val="15"/>
+                  <w:szCs w:val="15"/>
+                </w:rPr>
+                <w:t>-</w:t>
+              </w:r>
+              <w:r>
+                <w:rPr>
+                  <w:rStyle w:val="Hyperlink"/>
+                  <w:sz w:val="15"/>
+                  <w:szCs w:val="15"/>
+                </w:rPr>
+                <w:t>tenant-aft</w:t>
               </w:r>
             </w:hyperlink>
           </w:p>
@@ -9610,6 +9750,7 @@
             <w:vAlign w:val="center"/>
           </w:tcPr>
           <w:p>
+            <w:proofErr w:type="spellStart"/>
             <w:r>
               <w:rPr>
                 <w:b/>
@@ -9618,7 +9759,18 @@
                 <w:sz w:val="18"/>
                 <w:szCs w:val="18"/>
               </w:rPr>
-              <w:t>Microsoft 365 E5/E7 Security Copilot inclusion</w:t>
+              <w:t>BloodHound</w:t>
+            </w:r>
+            <w:proofErr w:type="spellEnd"/>
+            <w:r>
+              <w:rPr>
+                <w:b/>
+                <w:bCs/>
+                <w:color w:val="12284C"/>
+                <w:sz w:val="18"/>
+                <w:szCs w:val="18"/>
+              </w:rPr>
+              <w:t xml:space="preserve"> Community Edition documentation</w:t>
             </w:r>
           </w:p>
         </w:tc>
@@ -9641,7 +9793,195 @@
                   <w:sz w:val="15"/>
                   <w:szCs w:val="15"/>
                 </w:rPr>
-                <w:t>https://learn.microsoft.com/en-us/copilot/security/security-copilot-inclusion</w:t>
+                <w:t>https://bl</w:t>
+              </w:r>
+              <w:r>
+                <w:rPr>
+                  <w:rStyle w:val="Hyperlink"/>
+                  <w:sz w:val="15"/>
+                  <w:szCs w:val="15"/>
+                </w:rPr>
+                <w:t>o</w:t>
+              </w:r>
+              <w:r>
+                <w:rPr>
+                  <w:rStyle w:val="Hyperlink"/>
+                  <w:sz w:val="15"/>
+                  <w:szCs w:val="15"/>
+                </w:rPr>
+                <w:t>odhound.specterops.io/</w:t>
+              </w:r>
+            </w:hyperlink>
+          </w:p>
+        </w:tc>
+      </w:tr>
+      <w:tr>
+        <w:trPr>
+          <w:cantSplit/>
+        </w:trPr>
+        <w:tc>
+          <w:tcPr>
+            <w:tcW w:w="4000" w:type="dxa"/>
+            <w:tcMar>
+              <w:top w:w="70" w:type="dxa"/>
+              <w:left w:w="100" w:type="dxa"/>
+              <w:bottom w:w="70" w:type="dxa"/>
+              <w:right w:w="100" w:type="dxa"/>
+            </w:tcMar>
+            <w:vAlign w:val="center"/>
+          </w:tcPr>
+          <w:p>
+            <w:proofErr w:type="spellStart"/>
+            <w:r>
+              <w:rPr>
+                <w:b/>
+                <w:bCs/>
+                <w:color w:val="12284C"/>
+                <w:sz w:val="18"/>
+                <w:szCs w:val="18"/>
+              </w:rPr>
+              <w:t>AzureHound</w:t>
+            </w:r>
+            <w:proofErr w:type="spellEnd"/>
+            <w:r>
+              <w:rPr>
+                <w:b/>
+                <w:bCs/>
+                <w:color w:val="12284C"/>
+                <w:sz w:val="18"/>
+                <w:szCs w:val="18"/>
+              </w:rPr>
+              <w:t xml:space="preserve"> official collector repository (</w:t>
+            </w:r>
+            <w:proofErr w:type="spellStart"/>
+            <w:r>
+              <w:rPr>
+                <w:b/>
+                <w:bCs/>
+                <w:color w:val="12284C"/>
+                <w:sz w:val="18"/>
+                <w:szCs w:val="18"/>
+              </w:rPr>
+              <w:t>SpecterOps</w:t>
+            </w:r>
+            <w:proofErr w:type="spellEnd"/>
+            <w:r>
+              <w:rPr>
+                <w:b/>
+                <w:bCs/>
+                <w:color w:val="12284C"/>
+                <w:sz w:val="18"/>
+                <w:szCs w:val="18"/>
+              </w:rPr>
+              <w:t>)</w:t>
+            </w:r>
+          </w:p>
+        </w:tc>
+        <w:tc>
+          <w:tcPr>
+            <w:tcW w:w="6080" w:type="dxa"/>
+            <w:tcMar>
+              <w:top w:w="70" w:type="dxa"/>
+              <w:left w:w="100" w:type="dxa"/>
+              <w:bottom w:w="70" w:type="dxa"/>
+              <w:right w:w="100" w:type="dxa"/>
+            </w:tcMar>
+            <w:vAlign w:val="center"/>
+          </w:tcPr>
+          <w:p>
+            <w:hyperlink r:id="rId44" w:history="1">
+              <w:r>
+                <w:rPr>
+                  <w:rStyle w:val="Hyperlink"/>
+                  <w:sz w:val="15"/>
+                  <w:szCs w:val="15"/>
+                </w:rPr>
+                <w:t>https://github.co</w:t>
+              </w:r>
+              <w:r>
+                <w:rPr>
+                  <w:rStyle w:val="Hyperlink"/>
+                  <w:sz w:val="15"/>
+                  <w:szCs w:val="15"/>
+                </w:rPr>
+                <w:t>m</w:t>
+              </w:r>
+              <w:r>
+                <w:rPr>
+                  <w:rStyle w:val="Hyperlink"/>
+                  <w:sz w:val="15"/>
+                  <w:szCs w:val="15"/>
+                </w:rPr>
+                <w:t>/SpecterOps/AzureHound</w:t>
+              </w:r>
+            </w:hyperlink>
+          </w:p>
+        </w:tc>
+      </w:tr>
+      <w:tr>
+        <w:trPr>
+          <w:cantSplit/>
+        </w:trPr>
+        <w:tc>
+          <w:tcPr>
+            <w:tcW w:w="4000" w:type="dxa"/>
+            <w:tcMar>
+              <w:top w:w="70" w:type="dxa"/>
+              <w:left w:w="100" w:type="dxa"/>
+              <w:bottom w:w="70" w:type="dxa"/>
+              <w:right w:w="100" w:type="dxa"/>
+            </w:tcMar>
+            <w:vAlign w:val="center"/>
+          </w:tcPr>
+          <w:p>
+            <w:r>
+              <w:rPr>
+                <w:b/>
+                <w:bCs/>
+                <w:color w:val="12284C"/>
+                <w:sz w:val="18"/>
+                <w:szCs w:val="18"/>
+              </w:rPr>
+              <w:t>Microsoft 365 E5/E7 Security Copilot inclusion</w:t>
+            </w:r>
+          </w:p>
+        </w:tc>
+        <w:tc>
+          <w:tcPr>
+            <w:tcW w:w="6080" w:type="dxa"/>
+            <w:tcMar>
+              <w:top w:w="70" w:type="dxa"/>
+              <w:left w:w="100" w:type="dxa"/>
+              <w:bottom w:w="70" w:type="dxa"/>
+              <w:right w:w="100" w:type="dxa"/>
+            </w:tcMar>
+            <w:vAlign w:val="center"/>
+          </w:tcPr>
+          <w:p>
+            <w:hyperlink r:id="rId45" w:history="1">
+              <w:r>
+                <w:rPr>
+                  <w:rStyle w:val="Hyperlink"/>
+                  <w:sz w:val="15"/>
+                  <w:szCs w:val="15"/>
+                </w:rPr>
+                <w:t>https://lear</w:t>
+              </w:r>
+              <w:r>
+                <w:rPr>
+                  <w:rStyle w:val="Hyperlink"/>
+                  <w:sz w:val="15"/>
+                  <w:szCs w:val="15"/>
+                </w:rPr>
+                <w:t>n</w:t>
+              </w:r>
+              <w:r>
+                <w:rPr>
+                  <w:rStyle w:val="Hyperlink"/>
+                  <w:sz w:val="15"/>
+                  <w:szCs w:val="15"/>
+                </w:rPr>
+                <w:t>.microsoft.com/en-us/copilot/security/security-copilot-inclusion</w:t>
               </w:r>
             </w:hyperlink>
           </w:p>
@@ -9722,69 +10062,95 @@
             <w:vAlign w:val="center"/>
           </w:tcPr>
           <w:p>
-            <w:hyperlink r:id="rId44" w:history="1">
+            <w:hyperlink r:id="rId46" w:history="1">
               <w:r>
                 <w:rPr>
                   <w:rStyle w:val="Hyperlink"/>
                   <w:sz w:val="15"/>
                   <w:szCs w:val="15"/>
                 </w:rPr>
-                <w:t>https://learn.microsoft.com/en-us/purview/dlp-microsoft365-copilot-location-learn-about</w:t>
+                <w:t>https:/</w:t>
               </w:r>
-            </w:hyperlink>
-          </w:p>
-        </w:tc>
-      </w:tr>
-      <w:tr>
-        <w:trPr>
-          <w:cantSplit/>
-        </w:trPr>
-        <w:tc>
-          <w:tcPr>
-            <w:tcW w:w="4000" w:type="dxa"/>
-            <w:tcMar>
-              <w:top w:w="70" w:type="dxa"/>
-              <w:left w:w="100" w:type="dxa"/>
-              <w:bottom w:w="70" w:type="dxa"/>
-              <w:right w:w="100" w:type="dxa"/>
-            </w:tcMar>
-            <w:vAlign w:val="center"/>
-          </w:tcPr>
-          <w:p>
-            <w:r>
-              <w:rPr>
-                <w:b/>
-                <w:bCs/>
-                <w:color w:val="12284C"/>
-                <w:sz w:val="18"/>
-                <w:szCs w:val="18"/>
-              </w:rPr>
-              <w:t>Purview Insider Risk Management</w:t>
-            </w:r>
-          </w:p>
-        </w:tc>
-        <w:tc>
-          <w:tcPr>
-            <w:tcW w:w="6080" w:type="dxa"/>
-            <w:tcMar>
-              <w:top w:w="70" w:type="dxa"/>
-              <w:left w:w="100" w:type="dxa"/>
-              <w:bottom w:w="70" w:type="dxa"/>
-              <w:right w:w="100" w:type="dxa"/>
-            </w:tcMar>
-            <w:vAlign w:val="center"/>
-          </w:tcPr>
-          <w:p>
-            <w:hyperlink r:id="rId45" w:history="1">
               <w:r>
                 <w:rPr>
                   <w:rStyle w:val="Hyperlink"/>
                   <w:sz w:val="15"/>
                   <w:szCs w:val="15"/>
                 </w:rPr>
-                <w:t>https://learn.microsoft.com/en-us/purview/insider-risk-management</w:t>
+                <w:t>/</w:t>
+              </w:r>
+              <w:r>
+                <w:rPr>
+                  <w:rStyle w:val="Hyperlink"/>
+                  <w:sz w:val="15"/>
+                  <w:szCs w:val="15"/>
+                </w:rPr>
+                <w:t>learn.microsoft.com/en-us/purview/dlp-microsoft365-copilot-location-learn-about</w:t>
               </w:r>
             </w:hyperlink>
+          </w:p>
+        </w:tc>
+      </w:tr>
+      <w:tr>
+        <w:trPr>
+          <w:cantSplit/>
+        </w:trPr>
+        <w:tc>
+          <w:tcPr>
+            <w:tcW w:w="4000" w:type="dxa"/>
+            <w:tcMar>
+              <w:top w:w="70" w:type="dxa"/>
+              <w:left w:w="100" w:type="dxa"/>
+              <w:bottom w:w="70" w:type="dxa"/>
+              <w:right w:w="100" w:type="dxa"/>
+            </w:tcMar>
+            <w:vAlign w:val="center"/>
+          </w:tcPr>
+          <w:p>
+            <w:r>
+              <w:rPr>
+                <w:b/>
+                <w:bCs/>
+                <w:color w:val="12284C"/>
+                <w:sz w:val="18"/>
+                <w:szCs w:val="18"/>
+              </w:rPr>
+              <w:t>Purview Insider Risk Management</w:t>
+            </w:r>
+          </w:p>
+        </w:tc>
+        <w:tc>
+          <w:tcPr>
+            <w:tcW w:w="6080" w:type="dxa"/>
+            <w:tcMar>
+              <w:top w:w="70" w:type="dxa"/>
+              <w:left w:w="100" w:type="dxa"/>
+              <w:bottom w:w="70" w:type="dxa"/>
+              <w:right w:w="100" w:type="dxa"/>
+            </w:tcMar>
+            <w:vAlign w:val="center"/>
+          </w:tcPr>
+          <w:p>
+            <w:r>
+              <w:fldChar w:fldCharType="begin"/>
+            </w:r>
+            <w:r>
+              <w:instrText>HYPERLINK "https://learn.microsoft.com/en-us/purview/insider-risk-management"</w:instrText>
+            </w:r>
+            <w:r>
+              <w:fldChar w:fldCharType="separate"/>
+            </w:r>
+            <w:r>
+              <w:rPr>
+                <w:rStyle w:val="Hyperlink"/>
+                <w:sz w:val="15"/>
+                <w:szCs w:val="15"/>
+              </w:rPr>
+              <w:t>https://learn.microsoft.com/en-us/purview/insider-risk-management</w:t>
+            </w:r>
+            <w:r>
+              <w:fldChar w:fldCharType="end"/>
+            </w:r>
           </w:p>
         </w:tc>
       </w:tr>
@@ -9847,7 +10213,7 @@
                 <w:sz w:val="18"/>
                 <w:szCs w:val="18"/>
               </w:rPr>
-              <w:t>Supplementary discussion supplied by participant (not authoritative policy guidance)</w:t>
+              <w:t>Windows Hello vs iOS vs Android</w:t>
             </w:r>
           </w:p>
         </w:tc>
@@ -9863,14 +10229,46 @@
             <w:vAlign w:val="center"/>
           </w:tcPr>
           <w:p>
-            <w:hyperlink r:id="rId46" w:history="1">
+            <w:hyperlink r:id="rId47" w:history="1">
               <w:r>
                 <w:rPr>
                   <w:rStyle w:val="Hyperlink"/>
                   <w:sz w:val="15"/>
                   <w:szCs w:val="15"/>
                 </w:rPr>
-                <w:t>https://www.youtube.com/watch?v=9c55N6FFyrs</w:t>
+                <w:t>https://www</w:t>
+              </w:r>
+              <w:r>
+                <w:rPr>
+                  <w:rStyle w:val="Hyperlink"/>
+                  <w:sz w:val="15"/>
+                  <w:szCs w:val="15"/>
+                </w:rPr>
+                <w:t>.</w:t>
+              </w:r>
+              <w:r>
+                <w:rPr>
+                  <w:rStyle w:val="Hyperlink"/>
+                  <w:sz w:val="15"/>
+                  <w:szCs w:val="15"/>
+                </w:rPr>
+                <w:t>youtube.co</w:t>
+              </w:r>
+              <w:r>
+                <w:rPr>
+                  <w:rStyle w:val="Hyperlink"/>
+                  <w:sz w:val="15"/>
+                  <w:szCs w:val="15"/>
+                </w:rPr>
+                <w:t>m</w:t>
+              </w:r>
+              <w:r>
+                <w:rPr>
+                  <w:rStyle w:val="Hyperlink"/>
+                  <w:sz w:val="15"/>
+                  <w:szCs w:val="15"/>
+                </w:rPr>
+                <w:t>/watch?v=9c55N6FFyrs</w:t>
               </w:r>
             </w:hyperlink>
           </w:p>
@@ -9888,10 +10286,10 @@
       </w:pPr>
     </w:p>
     <w:sectPr>
-      <w:headerReference w:type="default" r:id="rId47"/>
-      <w:footerReference w:type="default" r:id="rId48"/>
-      <w:headerReference w:type="first" r:id="rId49"/>
-      <w:footerReference w:type="first" r:id="rId50"/>
+      <w:headerReference w:type="default" r:id="rId48"/>
+      <w:footerReference w:type="default" r:id="rId49"/>
+      <w:headerReference w:type="first" r:id="rId50"/>
+      <w:footerReference w:type="first" r:id="rId51"/>
       <w:pgSz w:w="12240" w:h="15840"/>
       <w:pgMar w:top="1300" w:right="1080" w:bottom="1100" w:left="1080" w:header="560" w:footer="520" w:gutter="0"/>
       <w:cols w:space="720"/>

--- a/Jayden Morillo Defend the Tenant Phase 2 Security Hardening Plan.docx
+++ b/Jayden Morillo Defend the Tenant Phase 2 Security Hardening Plan.docx
@@ -1233,23 +1233,7 @@
             <w:sz w:val="21"/>
             <w:szCs w:val="21"/>
           </w:rPr>
-          <w:t>https://attack.mitre.</w:t>
-        </w:r>
-        <w:r>
-          <w:rPr>
-            <w:rStyle w:val="Hyperlink"/>
-            <w:sz w:val="21"/>
-            <w:szCs w:val="21"/>
-          </w:rPr>
-          <w:t>o</w:t>
-        </w:r>
-        <w:r>
-          <w:rPr>
-            <w:rStyle w:val="Hyperlink"/>
-            <w:sz w:val="21"/>
-            <w:szCs w:val="21"/>
-          </w:rPr>
-          <w:t>rg/mitigations/enterprise/</w:t>
+          <w:t>https://attack.mitre.org/mitigations/enterprise/</w:t>
         </w:r>
       </w:hyperlink>
       <w:r>
@@ -2105,7 +2089,7 @@
           <w:noProof/>
         </w:rPr>
         <w:drawing>
-          <wp:inline distT="0" distB="0" distL="0" distR="0" wp14:anchorId="500B7D7E" wp14:editId="6635DED4">
+          <wp:inline distT="0" distB="0" distL="0" distR="0" wp14:anchorId="500B7D7E" wp14:editId="186C21F2">
             <wp:extent cx="6400800" cy="4375785"/>
             <wp:effectExtent l="0" t="0" r="0" b="5715"/>
             <wp:docPr id="1714664337" name="Picture 1"/>
@@ -2286,6 +2270,9 @@
       <w:r>
         <w:t>.</w:t>
       </w:r>
+      <w:r>
+        <w:t xml:space="preserve"> The time limit should be stricter when dealing with roles like global admin, security admin and privileged role administrator.</w:t>
+      </w:r>
     </w:p>
     <w:p>
       <w:pPr>
@@ -2304,15 +2291,7 @@
         <w:t>Review Global Administrators separately:</w:t>
       </w:r>
       <w:r>
-        <w:t xml:space="preserve"> for each human, confirm the actual recurring </w:t>
-      </w:r>
-      <w:proofErr w:type="gramStart"/>
-      <w:r>
-        <w:t>admin task</w:t>
-      </w:r>
-      <w:proofErr w:type="gramEnd"/>
-      <w:r>
-        <w:t xml:space="preserve"> and assign only that role (Exchange Administrator, Intune Administrator, Security Administrator, etc.) </w:t>
+        <w:t xml:space="preserve"> for each human, confirm the actual recurring admin task and assign only that role (Exchange Administrator, Intune Administrator, Security Administrator, etc.) </w:t>
       </w:r>
       <w:proofErr w:type="gramStart"/>
       <w:r>
@@ -2468,7 +2447,7 @@
         </w:rPr>
         <w:lastRenderedPageBreak/>
         <w:drawing>
-          <wp:inline distT="0" distB="0" distL="0" distR="0" wp14:anchorId="56893D01" wp14:editId="789AD04C">
+          <wp:inline distT="0" distB="0" distL="0" distR="0" wp14:anchorId="56893D01" wp14:editId="277A4314">
             <wp:extent cx="6400800" cy="3943350"/>
             <wp:effectExtent l="0" t="0" r="0" b="0"/>
             <wp:docPr id="904992366" name="Picture 2"/>
@@ -7673,23 +7652,7 @@
                   <w:sz w:val="15"/>
                   <w:szCs w:val="15"/>
                 </w:rPr>
-                <w:t>https://github.com/m</w:t>
-              </w:r>
-              <w:r>
-                <w:rPr>
-                  <w:rStyle w:val="Hyperlink"/>
-                  <w:sz w:val="15"/>
-                  <w:szCs w:val="15"/>
-                </w:rPr>
-                <w:t>i</w:t>
-              </w:r>
-              <w:r>
-                <w:rPr>
-                  <w:rStyle w:val="Hyperlink"/>
-                  <w:sz w:val="15"/>
-                  <w:szCs w:val="15"/>
-                </w:rPr>
-                <w:t>crosoft/Defend-the-Tenant-Challenge/blob/main/OFFICIAL%20RULES.md</w:t>
+                <w:t>https://github.com/microsoft/Defend-the-Tenant-Challenge/blob/main/OFFICIAL%20RULES.md</w:t>
               </w:r>
             </w:hyperlink>
           </w:p>
@@ -7742,23 +7705,7 @@
                   <w:sz w:val="15"/>
                   <w:szCs w:val="15"/>
                 </w:rPr>
-                <w:t>https://www.micros</w:t>
-              </w:r>
-              <w:r>
-                <w:rPr>
-                  <w:rStyle w:val="Hyperlink"/>
-                  <w:sz w:val="15"/>
-                  <w:szCs w:val="15"/>
-                </w:rPr>
-                <w:t>o</w:t>
-              </w:r>
-              <w:r>
-                <w:rPr>
-                  <w:rStyle w:val="Hyperlink"/>
-                  <w:sz w:val="15"/>
-                  <w:szCs w:val="15"/>
-                </w:rPr>
-                <w:t>ft.com/en-us/microsoft-365/enterprise/e7</w:t>
+                <w:t>https://www.microsoft.com/en-us/microsoft-365/enterprise/e7</w:t>
               </w:r>
             </w:hyperlink>
           </w:p>
@@ -7846,23 +7793,7 @@
                   <w:sz w:val="15"/>
                   <w:szCs w:val="15"/>
                 </w:rPr>
-                <w:t>https://learn.microsoft.com/en-us/entra/identity/role-based-access-control/security-emergency-a</w:t>
-              </w:r>
-              <w:r>
-                <w:rPr>
-                  <w:rStyle w:val="Hyperlink"/>
-                  <w:sz w:val="15"/>
-                  <w:szCs w:val="15"/>
-                </w:rPr>
-                <w:t>c</w:t>
-              </w:r>
-              <w:r>
-                <w:rPr>
-                  <w:rStyle w:val="Hyperlink"/>
-                  <w:sz w:val="15"/>
-                  <w:szCs w:val="15"/>
-                </w:rPr>
-                <w:t>cess</w:t>
+                <w:t>https://learn.microsoft.com/en-us/entra/identity/role-based-access-control/security-emergency-access</w:t>
               </w:r>
             </w:hyperlink>
           </w:p>
@@ -7915,23 +7846,7 @@
                   <w:sz w:val="15"/>
                   <w:szCs w:val="15"/>
                 </w:rPr>
-                <w:t>https://learn.microsoft</w:t>
-              </w:r>
-              <w:r>
-                <w:rPr>
-                  <w:rStyle w:val="Hyperlink"/>
-                  <w:sz w:val="15"/>
-                  <w:szCs w:val="15"/>
-                </w:rPr>
-                <w:t>.</w:t>
-              </w:r>
-              <w:r>
-                <w:rPr>
-                  <w:rStyle w:val="Hyperlink"/>
-                  <w:sz w:val="15"/>
-                  <w:szCs w:val="15"/>
-                </w:rPr>
-                <w:t>com/en-us/entra/id-governance/privileged-identity-management/pim-configure</w:t>
+                <w:t>https://learn.microsoft.com/en-us/entra/id-governance/privileged-identity-management/pim-configure</w:t>
               </w:r>
             </w:hyperlink>
           </w:p>
@@ -7984,23 +7899,7 @@
                   <w:sz w:val="15"/>
                   <w:szCs w:val="15"/>
                 </w:rPr>
-                <w:t>https://lea</w:t>
-              </w:r>
-              <w:r>
-                <w:rPr>
-                  <w:rStyle w:val="Hyperlink"/>
-                  <w:sz w:val="15"/>
-                  <w:szCs w:val="15"/>
-                </w:rPr>
-                <w:t>r</w:t>
-              </w:r>
-              <w:r>
-                <w:rPr>
-                  <w:rStyle w:val="Hyperlink"/>
-                  <w:sz w:val="15"/>
-                  <w:szCs w:val="15"/>
-                </w:rPr>
-                <w:t>n.microsoft.com/en-us/entra/identity/conditional-access/concept-conditional-access-session</w:t>
+                <w:t>https://learn.microsoft.com/en-us/entra/identity/conditional-access/concept-conditional-access-session</w:t>
               </w:r>
             </w:hyperlink>
           </w:p>
@@ -8053,23 +7952,7 @@
                   <w:sz w:val="15"/>
                   <w:szCs w:val="15"/>
                 </w:rPr>
-                <w:t>https://learn.m</w:t>
-              </w:r>
-              <w:r>
-                <w:rPr>
-                  <w:rStyle w:val="Hyperlink"/>
-                  <w:sz w:val="15"/>
-                  <w:szCs w:val="15"/>
-                </w:rPr>
-                <w:t>i</w:t>
-              </w:r>
-              <w:r>
-                <w:rPr>
-                  <w:rStyle w:val="Hyperlink"/>
-                  <w:sz w:val="15"/>
-                  <w:szCs w:val="15"/>
-                </w:rPr>
-                <w:t>crosoft.com/en-us/entra/identity/conditional-access/concept-authentication-flows</w:t>
+                <w:t>https://learn.microsoft.com/en-us/entra/identity/conditional-access/concept-authentication-flows</w:t>
               </w:r>
             </w:hyperlink>
           </w:p>
@@ -8122,23 +8005,7 @@
                   <w:sz w:val="15"/>
                   <w:szCs w:val="15"/>
                 </w:rPr>
-                <w:t>https://learn.microsoft.co</w:t>
-              </w:r>
-              <w:r>
-                <w:rPr>
-                  <w:rStyle w:val="Hyperlink"/>
-                  <w:sz w:val="15"/>
-                  <w:szCs w:val="15"/>
-                </w:rPr>
-                <w:t>m</w:t>
-              </w:r>
-              <w:r>
-                <w:rPr>
-                  <w:rStyle w:val="Hyperlink"/>
-                  <w:sz w:val="15"/>
-                  <w:szCs w:val="15"/>
-                </w:rPr>
-                <w:t>/en-us/entra/identity/conditional-access/concept-conditional-access-report-only</w:t>
+                <w:t>https://learn.microsoft.com/en-us/entra/identity/conditional-access/concept-conditional-access-report-only</w:t>
               </w:r>
             </w:hyperlink>
           </w:p>
@@ -8192,23 +8059,7 @@
                   <w:sz w:val="15"/>
                   <w:szCs w:val="15"/>
                 </w:rPr>
-                <w:t>https:</w:t>
-              </w:r>
-              <w:r>
-                <w:rPr>
-                  <w:rStyle w:val="Hyperlink"/>
-                  <w:sz w:val="15"/>
-                  <w:szCs w:val="15"/>
-                </w:rPr>
-                <w:t>/</w:t>
-              </w:r>
-              <w:r>
-                <w:rPr>
-                  <w:rStyle w:val="Hyperlink"/>
-                  <w:sz w:val="15"/>
-                  <w:szCs w:val="15"/>
-                </w:rPr>
-                <w:t>/learn.microsoft.com/en-us/security/zero-trust/microsoft-365-zero-trust</w:t>
+                <w:t>https://learn.microsoft.com/en-us/security/zero-trust/microsoft-365-zero-trust</w:t>
               </w:r>
             </w:hyperlink>
           </w:p>
@@ -8279,23 +8130,7 @@
                   <w:sz w:val="15"/>
                   <w:szCs w:val="15"/>
                 </w:rPr>
-                <w:t>https://learn.microsoft.co</w:t>
-              </w:r>
-              <w:r>
-                <w:rPr>
-                  <w:rStyle w:val="Hyperlink"/>
-                  <w:sz w:val="15"/>
-                  <w:szCs w:val="15"/>
-                </w:rPr>
-                <w:t>m</w:t>
-              </w:r>
-              <w:r>
-                <w:rPr>
-                  <w:rStyle w:val="Hyperlink"/>
-                  <w:sz w:val="15"/>
-                  <w:szCs w:val="15"/>
-                </w:rPr>
-                <w:t>/en-us/entra/identity/authentication/how-to-authentication-synced-passkeys</w:t>
+                <w:t>https://learn.microsoft.com/en-us/entra/identity/authentication/how-to-authentication-synced-passkeys</w:t>
               </w:r>
             </w:hyperlink>
           </w:p>
@@ -8348,23 +8183,7 @@
                   <w:sz w:val="15"/>
                   <w:szCs w:val="15"/>
                 </w:rPr>
-                <w:t>https://learn.micros</w:t>
-              </w:r>
-              <w:r>
-                <w:rPr>
-                  <w:rStyle w:val="Hyperlink"/>
-                  <w:sz w:val="15"/>
-                  <w:szCs w:val="15"/>
-                </w:rPr>
-                <w:t>o</w:t>
-              </w:r>
-              <w:r>
-                <w:rPr>
-                  <w:rStyle w:val="Hyperlink"/>
-                  <w:sz w:val="15"/>
-                  <w:szCs w:val="15"/>
-                </w:rPr>
-                <w:t>ft.com/en-us/entra/identity/authentication/concept-password-ban-bad</w:t>
+                <w:t>https://learn.microsoft.com/en-us/entra/identity/authentication/concept-password-ban-bad</w:t>
               </w:r>
             </w:hyperlink>
           </w:p>
@@ -8417,23 +8236,7 @@
                   <w:sz w:val="15"/>
                   <w:szCs w:val="15"/>
                 </w:rPr>
-                <w:t>https://learn.microsoft.c</w:t>
-              </w:r>
-              <w:r>
-                <w:rPr>
-                  <w:rStyle w:val="Hyperlink"/>
-                  <w:sz w:val="15"/>
-                  <w:szCs w:val="15"/>
-                </w:rPr>
-                <w:t>o</w:t>
-              </w:r>
-              <w:r>
-                <w:rPr>
-                  <w:rStyle w:val="Hyperlink"/>
-                  <w:sz w:val="15"/>
-                  <w:szCs w:val="15"/>
-                </w:rPr>
-                <w:t>m/en-us/entra/fundamentals/zero-trust-protect-identities</w:t>
+                <w:t>https://learn.microsoft.com/en-us/entra/fundamentals/zero-trust-protect-identities</w:t>
               </w:r>
             </w:hyperlink>
           </w:p>
@@ -8486,23 +8289,7 @@
                   <w:sz w:val="15"/>
                   <w:szCs w:val="15"/>
                 </w:rPr>
-                <w:t>https://learn.mi</w:t>
-              </w:r>
-              <w:r>
-                <w:rPr>
-                  <w:rStyle w:val="Hyperlink"/>
-                  <w:sz w:val="15"/>
-                  <w:szCs w:val="15"/>
-                </w:rPr>
-                <w:t>c</w:t>
-              </w:r>
-              <w:r>
-                <w:rPr>
-                  <w:rStyle w:val="Hyperlink"/>
-                  <w:sz w:val="15"/>
-                  <w:szCs w:val="15"/>
-                </w:rPr>
-                <w:t>rosoft.com/en-us/entra/identity/users/groups-dynamic-membership</w:t>
+                <w:t>https://learn.microsoft.com/en-us/entra/identity/users/groups-dynamic-membership</w:t>
               </w:r>
             </w:hyperlink>
           </w:p>
@@ -8555,23 +8342,7 @@
                   <w:sz w:val="15"/>
                   <w:szCs w:val="15"/>
                 </w:rPr>
-                <w:t>https://learn.microsoft.com/e</w:t>
-              </w:r>
-              <w:r>
-                <w:rPr>
-                  <w:rStyle w:val="Hyperlink"/>
-                  <w:sz w:val="15"/>
-                  <w:szCs w:val="15"/>
-                </w:rPr>
-                <w:t>n</w:t>
-              </w:r>
-              <w:r>
-                <w:rPr>
-                  <w:rStyle w:val="Hyperlink"/>
-                  <w:sz w:val="15"/>
-                  <w:szCs w:val="15"/>
-                </w:rPr>
-                <w:t>-us/entra/identity/conditional-access/concept-authentication-transfer</w:t>
+                <w:t>https://learn.microsoft.com/en-us/entra/identity/conditional-access/concept-authentication-transfer</w:t>
               </w:r>
             </w:hyperlink>
           </w:p>
@@ -8659,23 +8430,7 @@
                   <w:sz w:val="15"/>
                   <w:szCs w:val="15"/>
                 </w:rPr>
-                <w:t>https://learn.microsoft.com</w:t>
-              </w:r>
-              <w:r>
-                <w:rPr>
-                  <w:rStyle w:val="Hyperlink"/>
-                  <w:sz w:val="15"/>
-                  <w:szCs w:val="15"/>
-                </w:rPr>
-                <w:t>/</w:t>
-              </w:r>
-              <w:r>
-                <w:rPr>
-                  <w:rStyle w:val="Hyperlink"/>
-                  <w:sz w:val="15"/>
-                  <w:szCs w:val="15"/>
-                </w:rPr>
-                <w:t>en-us/entra/global-secure-access/</w:t>
+                <w:t>https://learn.microsoft.com/en-us/entra/global-secure-access/</w:t>
               </w:r>
             </w:hyperlink>
           </w:p>
@@ -8728,23 +8483,7 @@
                   <w:sz w:val="15"/>
                   <w:szCs w:val="15"/>
                 </w:rPr>
-                <w:t>https://learn.microsoft.com</w:t>
-              </w:r>
-              <w:r>
-                <w:rPr>
-                  <w:rStyle w:val="Hyperlink"/>
-                  <w:sz w:val="15"/>
-                  <w:szCs w:val="15"/>
-                </w:rPr>
-                <w:t>/</w:t>
-              </w:r>
-              <w:r>
-                <w:rPr>
-                  <w:rStyle w:val="Hyperlink"/>
-                  <w:sz w:val="15"/>
-                  <w:szCs w:val="15"/>
-                </w:rPr>
-                <w:t>en-us/autopilot/user-driven</w:t>
+                <w:t>https://learn.microsoft.com/en-us/autopilot/user-driven</w:t>
               </w:r>
             </w:hyperlink>
           </w:p>
@@ -8797,23 +8536,7 @@
                   <w:sz w:val="15"/>
                   <w:szCs w:val="15"/>
                 </w:rPr>
-                <w:t>https://learn.micro</w:t>
-              </w:r>
-              <w:r>
-                <w:rPr>
-                  <w:rStyle w:val="Hyperlink"/>
-                  <w:sz w:val="15"/>
-                  <w:szCs w:val="15"/>
-                </w:rPr>
-                <w:t>s</w:t>
-              </w:r>
-              <w:r>
-                <w:rPr>
-                  <w:rStyle w:val="Hyperlink"/>
-                  <w:sz w:val="15"/>
-                  <w:szCs w:val="15"/>
-                </w:rPr>
-                <w:t>oft.com/en-us/intune/intune-service/configuration/device-restrictions-android-for-work</w:t>
+                <w:t>https://learn.microsoft.com/en-us/intune/intune-service/configuration/device-restrictions-android-for-work</w:t>
               </w:r>
             </w:hyperlink>
           </w:p>
@@ -8866,23 +8589,7 @@
                   <w:sz w:val="15"/>
                   <w:szCs w:val="15"/>
                 </w:rPr>
-                <w:t>https://learn.micr</w:t>
-              </w:r>
-              <w:r>
-                <w:rPr>
-                  <w:rStyle w:val="Hyperlink"/>
-                  <w:sz w:val="15"/>
-                  <w:szCs w:val="15"/>
-                </w:rPr>
-                <w:t>o</w:t>
-              </w:r>
-              <w:r>
-                <w:rPr>
-                  <w:rStyle w:val="Hyperlink"/>
-                  <w:sz w:val="15"/>
-                  <w:szCs w:val="15"/>
-                </w:rPr>
-                <w:t>soft.com/en-us/intune/intune-service/protect/windows-laps-policy</w:t>
+                <w:t>https://learn.microsoft.com/en-us/intune/intune-service/protect/windows-laps-policy</w:t>
               </w:r>
             </w:hyperlink>
           </w:p>
@@ -8935,23 +8642,7 @@
                   <w:sz w:val="15"/>
                   <w:szCs w:val="15"/>
                 </w:rPr>
-                <w:t>https://learn.micr</w:t>
-              </w:r>
-              <w:r>
-                <w:rPr>
-                  <w:rStyle w:val="Hyperlink"/>
-                  <w:sz w:val="15"/>
-                  <w:szCs w:val="15"/>
-                </w:rPr>
-                <w:t>o</w:t>
-              </w:r>
-              <w:r>
-                <w:rPr>
-                  <w:rStyle w:val="Hyperlink"/>
-                  <w:sz w:val="15"/>
-                  <w:szCs w:val="15"/>
-                </w:rPr>
-                <w:t>soft.com/en-us/intune/app-management/deployment/assign-groups</w:t>
+                <w:t>https://learn.microsoft.com/en-us/intune/app-management/deployment/assign-groups</w:t>
               </w:r>
             </w:hyperlink>
           </w:p>
@@ -9004,23 +8695,7 @@
                   <w:sz w:val="15"/>
                   <w:szCs w:val="15"/>
                 </w:rPr>
-                <w:t>https://learn.microso</w:t>
-              </w:r>
-              <w:r>
-                <w:rPr>
-                  <w:rStyle w:val="Hyperlink"/>
-                  <w:sz w:val="15"/>
-                  <w:szCs w:val="15"/>
-                </w:rPr>
-                <w:t>f</w:t>
-              </w:r>
-              <w:r>
-                <w:rPr>
-                  <w:rStyle w:val="Hyperlink"/>
-                  <w:sz w:val="15"/>
-                  <w:szCs w:val="15"/>
-                </w:rPr>
-                <w:t>t.com/en-us/windows/security/application-security/application-control/app-control-for-business/feature-availability</w:t>
+                <w:t>https://learn.microsoft.com/en-us/windows/security/application-security/application-control/app-control-for-business/feature-availability</w:t>
               </w:r>
             </w:hyperlink>
           </w:p>
@@ -9073,23 +8748,7 @@
                   <w:sz w:val="15"/>
                   <w:szCs w:val="15"/>
                 </w:rPr>
-                <w:t>https://learn.m</w:t>
-              </w:r>
-              <w:r>
-                <w:rPr>
-                  <w:rStyle w:val="Hyperlink"/>
-                  <w:sz w:val="15"/>
-                  <w:szCs w:val="15"/>
-                </w:rPr>
-                <w:t>i</w:t>
-              </w:r>
-              <w:r>
-                <w:rPr>
-                  <w:rStyle w:val="Hyperlink"/>
-                  <w:sz w:val="15"/>
-                  <w:szCs w:val="15"/>
-                </w:rPr>
-                <w:t>crosoft.com/en-us/defender-endpoint/attack-surface-reduction</w:t>
+                <w:t>https://learn.microsoft.com/en-us/defender-endpoint/attack-surface-reduction</w:t>
               </w:r>
             </w:hyperlink>
           </w:p>
@@ -9143,23 +8802,7 @@
                   <w:sz w:val="15"/>
                   <w:szCs w:val="15"/>
                 </w:rPr>
-                <w:t>https://learn.microsoft.com</w:t>
-              </w:r>
-              <w:r>
-                <w:rPr>
-                  <w:rStyle w:val="Hyperlink"/>
-                  <w:sz w:val="15"/>
-                  <w:szCs w:val="15"/>
-                </w:rPr>
-                <w:t>/</w:t>
-              </w:r>
-              <w:r>
-                <w:rPr>
-                  <w:rStyle w:val="Hyperlink"/>
-                  <w:sz w:val="15"/>
-                  <w:szCs w:val="15"/>
-                </w:rPr>
-                <w:t>en-us/intune/device-security/microsoft-defender/configure-integration</w:t>
+                <w:t>https://learn.microsoft.com/en-us/intune/device-security/microsoft-defender/configure-integration</w:t>
               </w:r>
             </w:hyperlink>
           </w:p>
@@ -9247,23 +8890,7 @@
                   <w:sz w:val="15"/>
                   <w:szCs w:val="15"/>
                 </w:rPr>
-                <w:t>https://learn.microsof</w:t>
-              </w:r>
-              <w:r>
-                <w:rPr>
-                  <w:rStyle w:val="Hyperlink"/>
-                  <w:sz w:val="15"/>
-                  <w:szCs w:val="15"/>
-                </w:rPr>
-                <w:t>t</w:t>
-              </w:r>
-              <w:r>
-                <w:rPr>
-                  <w:rStyle w:val="Hyperlink"/>
-                  <w:sz w:val="15"/>
-                  <w:szCs w:val="15"/>
-                </w:rPr>
-                <w:t>.com/en-us/defender-cloud-apps/risk-score</w:t>
+                <w:t>https://learn.microsoft.com/en-us/defender-cloud-apps/risk-score</w:t>
               </w:r>
             </w:hyperlink>
           </w:p>
@@ -9316,23 +8943,7 @@
                   <w:sz w:val="15"/>
                   <w:szCs w:val="15"/>
                 </w:rPr>
-                <w:t>https://learn.micros</w:t>
-              </w:r>
-              <w:r>
-                <w:rPr>
-                  <w:rStyle w:val="Hyperlink"/>
-                  <w:sz w:val="15"/>
-                  <w:szCs w:val="15"/>
-                </w:rPr>
-                <w:t>o</w:t>
-              </w:r>
-              <w:r>
-                <w:rPr>
-                  <w:rStyle w:val="Hyperlink"/>
-                  <w:sz w:val="15"/>
-                  <w:szCs w:val="15"/>
-                </w:rPr>
-                <w:t>ft.com/en-us/defender-cloud-apps/policies-cloud-discovery</w:t>
+                <w:t>https://learn.microsoft.com/en-us/defender-cloud-apps/policies-cloud-discovery</w:t>
               </w:r>
             </w:hyperlink>
           </w:p>
@@ -9385,23 +8996,7 @@
                   <w:sz w:val="15"/>
                   <w:szCs w:val="15"/>
                 </w:rPr>
-                <w:t>https://le</w:t>
-              </w:r>
-              <w:r>
-                <w:rPr>
-                  <w:rStyle w:val="Hyperlink"/>
-                  <w:sz w:val="15"/>
-                  <w:szCs w:val="15"/>
-                </w:rPr>
-                <w:t>a</w:t>
-              </w:r>
-              <w:r>
-                <w:rPr>
-                  <w:rStyle w:val="Hyperlink"/>
-                  <w:sz w:val="15"/>
-                  <w:szCs w:val="15"/>
-                </w:rPr>
-                <w:t>rn.microsoft.com/en-us/defender-cloud-apps/mde-investigation</w:t>
+                <w:t>https://learn.microsoft.com/en-us/defender-cloud-apps/mde-investigation</w:t>
               </w:r>
             </w:hyperlink>
           </w:p>
@@ -9454,23 +9049,7 @@
                   <w:sz w:val="15"/>
                   <w:szCs w:val="15"/>
                 </w:rPr>
-                <w:t>https://learn.mic</w:t>
-              </w:r>
-              <w:r>
-                <w:rPr>
-                  <w:rStyle w:val="Hyperlink"/>
-                  <w:sz w:val="15"/>
-                  <w:szCs w:val="15"/>
-                </w:rPr>
-                <w:t>r</w:t>
-              </w:r>
-              <w:r>
-                <w:rPr>
-                  <w:rStyle w:val="Hyperlink"/>
-                  <w:sz w:val="15"/>
-                  <w:szCs w:val="15"/>
-                </w:rPr>
-                <w:t>osoft.com/en-us/exchange/mail-flow-best-practices/mail-flow-best-practices</w:t>
+                <w:t>https://learn.microsoft.com/en-us/exchange/mail-flow-best-practices/mail-flow-best-practices</w:t>
               </w:r>
             </w:hyperlink>
           </w:p>
@@ -9523,23 +9102,7 @@
                   <w:sz w:val="15"/>
                   <w:szCs w:val="15"/>
                 </w:rPr>
-                <w:t>https://learn.microsof</w:t>
-              </w:r>
-              <w:r>
-                <w:rPr>
-                  <w:rStyle w:val="Hyperlink"/>
-                  <w:sz w:val="15"/>
-                  <w:szCs w:val="15"/>
-                </w:rPr>
-                <w:t>t</w:t>
-              </w:r>
-              <w:r>
-                <w:rPr>
-                  <w:rStyle w:val="Hyperlink"/>
-                  <w:sz w:val="15"/>
-                  <w:szCs w:val="15"/>
-                </w:rPr>
-                <w:t>.com/en-us/defender-office-365/safe-attachments-about</w:t>
+                <w:t>https://learn.microsoft.com/en-us/defender-office-365/safe-attachments-about</w:t>
               </w:r>
             </w:hyperlink>
           </w:p>
@@ -9627,23 +9190,7 @@
                   <w:sz w:val="15"/>
                   <w:szCs w:val="15"/>
                 </w:rPr>
-                <w:t>https://learn.mic</w:t>
-              </w:r>
-              <w:r>
-                <w:rPr>
-                  <w:rStyle w:val="Hyperlink"/>
-                  <w:sz w:val="15"/>
-                  <w:szCs w:val="15"/>
-                </w:rPr>
-                <w:t>r</w:t>
-              </w:r>
-              <w:r>
-                <w:rPr>
-                  <w:rStyle w:val="Hyperlink"/>
-                  <w:sz w:val="15"/>
-                  <w:szCs w:val="15"/>
-                </w:rPr>
-                <w:t>osoft.com/en-us/entra/architecture/recoverability-tenant</w:t>
+                <w:t>https://learn.microsoft.com/en-us/entra/architecture/recoverability-tenant</w:t>
               </w:r>
             </w:hyperlink>
           </w:p>
@@ -9696,39 +9243,7 @@
                   <w:sz w:val="15"/>
                   <w:szCs w:val="15"/>
                 </w:rPr>
-                <w:t>https://learn.microsof</w:t>
-              </w:r>
-              <w:r>
-                <w:rPr>
-                  <w:rStyle w:val="Hyperlink"/>
-                  <w:sz w:val="15"/>
-                  <w:szCs w:val="15"/>
-                </w:rPr>
-                <w:t>t</w:t>
-              </w:r>
-              <w:r>
-                <w:rPr>
-                  <w:rStyle w:val="Hyperlink"/>
-                  <w:sz w:val="15"/>
-                  <w:szCs w:val="15"/>
-                </w:rPr>
-                <w:t>.com/en-us/answers/questions/5556277/how-to-regain-access-to-a-microsoft-365</w:t>
-              </w:r>
-              <w:r>
-                <w:rPr>
-                  <w:rStyle w:val="Hyperlink"/>
-                  <w:sz w:val="15"/>
-                  <w:szCs w:val="15"/>
-                </w:rPr>
-                <w:t>-</w:t>
-              </w:r>
-              <w:r>
-                <w:rPr>
-                  <w:rStyle w:val="Hyperlink"/>
-                  <w:sz w:val="15"/>
-                  <w:szCs w:val="15"/>
-                </w:rPr>
-                <w:t>tenant-aft</w:t>
+                <w:t>https://learn.microsoft.com/en-us/answers/questions/5556277/how-to-regain-access-to-a-microsoft-365-tenant-aft</w:t>
               </w:r>
             </w:hyperlink>
           </w:p>
@@ -9793,23 +9308,7 @@
                   <w:sz w:val="15"/>
                   <w:szCs w:val="15"/>
                 </w:rPr>
-                <w:t>https://bl</w:t>
-              </w:r>
-              <w:r>
-                <w:rPr>
-                  <w:rStyle w:val="Hyperlink"/>
-                  <w:sz w:val="15"/>
-                  <w:szCs w:val="15"/>
-                </w:rPr>
-                <w:t>o</w:t>
-              </w:r>
-              <w:r>
-                <w:rPr>
-                  <w:rStyle w:val="Hyperlink"/>
-                  <w:sz w:val="15"/>
-                  <w:szCs w:val="15"/>
-                </w:rPr>
-                <w:t>odhound.specterops.io/</w:t>
+                <w:t>https://bloodhound.specterops.io/</w:t>
               </w:r>
             </w:hyperlink>
           </w:p>
@@ -9896,23 +9395,7 @@
                   <w:sz w:val="15"/>
                   <w:szCs w:val="15"/>
                 </w:rPr>
-                <w:t>https://github.co</w:t>
-              </w:r>
-              <w:r>
-                <w:rPr>
-                  <w:rStyle w:val="Hyperlink"/>
-                  <w:sz w:val="15"/>
-                  <w:szCs w:val="15"/>
-                </w:rPr>
-                <w:t>m</w:t>
-              </w:r>
-              <w:r>
-                <w:rPr>
-                  <w:rStyle w:val="Hyperlink"/>
-                  <w:sz w:val="15"/>
-                  <w:szCs w:val="15"/>
-                </w:rPr>
-                <w:t>/SpecterOps/AzureHound</w:t>
+                <w:t>https://github.com/SpecterOps/AzureHound</w:t>
               </w:r>
             </w:hyperlink>
           </w:p>
@@ -9965,23 +9448,7 @@
                   <w:sz w:val="15"/>
                   <w:szCs w:val="15"/>
                 </w:rPr>
-                <w:t>https://lear</w:t>
-              </w:r>
-              <w:r>
-                <w:rPr>
-                  <w:rStyle w:val="Hyperlink"/>
-                  <w:sz w:val="15"/>
-                  <w:szCs w:val="15"/>
-                </w:rPr>
-                <w:t>n</w:t>
-              </w:r>
-              <w:r>
-                <w:rPr>
-                  <w:rStyle w:val="Hyperlink"/>
-                  <w:sz w:val="15"/>
-                  <w:szCs w:val="15"/>
-                </w:rPr>
-                <w:t>.microsoft.com/en-us/copilot/security/security-copilot-inclusion</w:t>
+                <w:t>https://learn.microsoft.com/en-us/copilot/security/security-copilot-inclusion</w:t>
               </w:r>
             </w:hyperlink>
           </w:p>
@@ -10069,88 +9536,62 @@
                   <w:sz w:val="15"/>
                   <w:szCs w:val="15"/>
                 </w:rPr>
-                <w:t>https:/</w:t>
+                <w:t>https://learn.microsoft.com/en-us/purview/dlp-microsoft365-copilot-location-learn-about</w:t>
               </w:r>
+            </w:hyperlink>
+          </w:p>
+        </w:tc>
+      </w:tr>
+      <w:tr>
+        <w:trPr>
+          <w:cantSplit/>
+        </w:trPr>
+        <w:tc>
+          <w:tcPr>
+            <w:tcW w:w="4000" w:type="dxa"/>
+            <w:tcMar>
+              <w:top w:w="70" w:type="dxa"/>
+              <w:left w:w="100" w:type="dxa"/>
+              <w:bottom w:w="70" w:type="dxa"/>
+              <w:right w:w="100" w:type="dxa"/>
+            </w:tcMar>
+            <w:vAlign w:val="center"/>
+          </w:tcPr>
+          <w:p>
+            <w:r>
+              <w:rPr>
+                <w:b/>
+                <w:bCs/>
+                <w:color w:val="12284C"/>
+                <w:sz w:val="18"/>
+                <w:szCs w:val="18"/>
+              </w:rPr>
+              <w:t>Purview Insider Risk Management</w:t>
+            </w:r>
+          </w:p>
+        </w:tc>
+        <w:tc>
+          <w:tcPr>
+            <w:tcW w:w="6080" w:type="dxa"/>
+            <w:tcMar>
+              <w:top w:w="70" w:type="dxa"/>
+              <w:left w:w="100" w:type="dxa"/>
+              <w:bottom w:w="70" w:type="dxa"/>
+              <w:right w:w="100" w:type="dxa"/>
+            </w:tcMar>
+            <w:vAlign w:val="center"/>
+          </w:tcPr>
+          <w:p>
+            <w:hyperlink r:id="rId47" w:history="1">
               <w:r>
                 <w:rPr>
                   <w:rStyle w:val="Hyperlink"/>
                   <w:sz w:val="15"/>
                   <w:szCs w:val="15"/>
                 </w:rPr>
-                <w:t>/</w:t>
-              </w:r>
-              <w:r>
-                <w:rPr>
-                  <w:rStyle w:val="Hyperlink"/>
-                  <w:sz w:val="15"/>
-                  <w:szCs w:val="15"/>
-                </w:rPr>
-                <w:t>learn.microsoft.com/en-us/purview/dlp-microsoft365-copilot-location-learn-about</w:t>
+                <w:t>https://learn.microsoft.com/en-us/purview/insider-risk-management</w:t>
               </w:r>
             </w:hyperlink>
-          </w:p>
-        </w:tc>
-      </w:tr>
-      <w:tr>
-        <w:trPr>
-          <w:cantSplit/>
-        </w:trPr>
-        <w:tc>
-          <w:tcPr>
-            <w:tcW w:w="4000" w:type="dxa"/>
-            <w:tcMar>
-              <w:top w:w="70" w:type="dxa"/>
-              <w:left w:w="100" w:type="dxa"/>
-              <w:bottom w:w="70" w:type="dxa"/>
-              <w:right w:w="100" w:type="dxa"/>
-            </w:tcMar>
-            <w:vAlign w:val="center"/>
-          </w:tcPr>
-          <w:p>
-            <w:r>
-              <w:rPr>
-                <w:b/>
-                <w:bCs/>
-                <w:color w:val="12284C"/>
-                <w:sz w:val="18"/>
-                <w:szCs w:val="18"/>
-              </w:rPr>
-              <w:t>Purview Insider Risk Management</w:t>
-            </w:r>
-          </w:p>
-        </w:tc>
-        <w:tc>
-          <w:tcPr>
-            <w:tcW w:w="6080" w:type="dxa"/>
-            <w:tcMar>
-              <w:top w:w="70" w:type="dxa"/>
-              <w:left w:w="100" w:type="dxa"/>
-              <w:bottom w:w="70" w:type="dxa"/>
-              <w:right w:w="100" w:type="dxa"/>
-            </w:tcMar>
-            <w:vAlign w:val="center"/>
-          </w:tcPr>
-          <w:p>
-            <w:r>
-              <w:fldChar w:fldCharType="begin"/>
-            </w:r>
-            <w:r>
-              <w:instrText>HYPERLINK "https://learn.microsoft.com/en-us/purview/insider-risk-management"</w:instrText>
-            </w:r>
-            <w:r>
-              <w:fldChar w:fldCharType="separate"/>
-            </w:r>
-            <w:r>
-              <w:rPr>
-                <w:rStyle w:val="Hyperlink"/>
-                <w:sz w:val="15"/>
-                <w:szCs w:val="15"/>
-              </w:rPr>
-              <w:t>https://learn.microsoft.com/en-us/purview/insider-risk-management</w:t>
-            </w:r>
-            <w:r>
-              <w:fldChar w:fldCharType="end"/>
-            </w:r>
           </w:p>
         </w:tc>
       </w:tr>
@@ -10229,46 +9670,14 @@
             <w:vAlign w:val="center"/>
           </w:tcPr>
           <w:p>
-            <w:hyperlink r:id="rId47" w:history="1">
+            <w:hyperlink r:id="rId48" w:history="1">
               <w:r>
                 <w:rPr>
                   <w:rStyle w:val="Hyperlink"/>
                   <w:sz w:val="15"/>
                   <w:szCs w:val="15"/>
                 </w:rPr>
-                <w:t>https://www</w:t>
-              </w:r>
-              <w:r>
-                <w:rPr>
-                  <w:rStyle w:val="Hyperlink"/>
-                  <w:sz w:val="15"/>
-                  <w:szCs w:val="15"/>
-                </w:rPr>
-                <w:t>.</w:t>
-              </w:r>
-              <w:r>
-                <w:rPr>
-                  <w:rStyle w:val="Hyperlink"/>
-                  <w:sz w:val="15"/>
-                  <w:szCs w:val="15"/>
-                </w:rPr>
-                <w:t>youtube.co</w:t>
-              </w:r>
-              <w:r>
-                <w:rPr>
-                  <w:rStyle w:val="Hyperlink"/>
-                  <w:sz w:val="15"/>
-                  <w:szCs w:val="15"/>
-                </w:rPr>
-                <w:t>m</w:t>
-              </w:r>
-              <w:r>
-                <w:rPr>
-                  <w:rStyle w:val="Hyperlink"/>
-                  <w:sz w:val="15"/>
-                  <w:szCs w:val="15"/>
-                </w:rPr>
-                <w:t>/watch?v=9c55N6FFyrs</w:t>
+                <w:t>https://www.youtube.com/watch?v=9c55N6FFyrs</w:t>
               </w:r>
             </w:hyperlink>
           </w:p>
@@ -10286,10 +9695,10 @@
       </w:pPr>
     </w:p>
     <w:sectPr>
-      <w:headerReference w:type="default" r:id="rId48"/>
-      <w:footerReference w:type="default" r:id="rId49"/>
-      <w:headerReference w:type="first" r:id="rId50"/>
-      <w:footerReference w:type="first" r:id="rId51"/>
+      <w:headerReference w:type="default" r:id="rId49"/>
+      <w:footerReference w:type="default" r:id="rId50"/>
+      <w:headerReference w:type="first" r:id="rId51"/>
+      <w:footerReference w:type="first" r:id="rId52"/>
       <w:pgSz w:w="12240" w:h="15840"/>
       <w:pgMar w:top="1300" w:right="1080" w:bottom="1100" w:left="1080" w:header="560" w:footer="520" w:gutter="0"/>
       <w:cols w:space="720"/>
@@ -11274,6 +10683,7 @@
   <w:style w:type="character" w:default="1" w:styleId="DefaultParagraphFont">
     <w:name w:val="Default Paragraph Font"/>
     <w:uiPriority w:val="1"/>
+    <w:semiHidden/>
     <w:unhideWhenUsed/>
   </w:style>
   <w:style w:type="table" w:default="1" w:styleId="TableNormal">
